--- a/templates/rotina_contrarrazoes_inominado.docx
+++ b/templates/rotina_contrarrazoes_inominado.docx
@@ -1,12 +1,13 @@
 
 <file path=word/document.xml><?xml version="1.0" encoding="utf-8"?>
-<w:document xmlns:wpc="http://schemas.microsoft.com/office/word/2010/wordprocessingCanvas" xmlns:cx="http://schemas.microsoft.com/office/drawing/2014/chartex" xmlns:cx1="http://schemas.microsoft.com/office/drawing/2015/9/8/chartex" xmlns:cx2="http://schemas.microsoft.com/office/drawing/2015/10/21/chartex" xmlns:cx3="http://schemas.microsoft.com/office/drawing/2016/5/9/chartex" xmlns:cx4="http://schemas.microsoft.com/office/drawing/2016/5/10/chartex" xmlns:cx5="http://schemas.microsoft.com/office/drawing/2016/5/11/chartex" xmlns:cx6="http://schemas.microsoft.com/office/drawing/2016/5/12/chartex" xmlns:cx7="http://schemas.microsoft.com/office/drawing/2016/5/13/chartex" xmlns:cx8="http://schemas.microsoft.com/office/drawing/2016/5/14/chartex" xmlns:mc="http://schemas.openxmlformats.org/markup-compatibility/2006" xmlns:aink="http://schemas.microsoft.com/office/drawing/2016/ink" xmlns:am3d="http://schemas.microsoft.com/office/drawing/2017/model3d" xmlns:o="urn:schemas-microsoft-com:office:office" xmlns:oel="http://schemas.microsoft.com/office/2019/extlst" xmlns:r="http://schemas.openxmlformats.org/officeDocument/2006/relationships" xmlns:m="http://schemas.openxmlformats.org/officeDocument/2006/math" xmlns:v="urn:schemas-microsoft-com:vml" xmlns:wp14="http://schemas.microsoft.com/office/word/2010/wordprocessingDrawing" xmlns:wp="http://schemas.openxmlformats.org/drawingml/2006/wordprocessingDrawing" xmlns:w10="urn:schemas-microsoft-com:office:word" xmlns:w="http://schemas.openxmlformats.org/wordprocessingml/2006/main" xmlns:w14="http://schemas.microsoft.com/office/word/2010/wordml" xmlns:w15="http://schemas.microsoft.com/office/word/2012/wordml" xmlns:w16cex="http://schemas.microsoft.com/office/word/2018/wordml/cex" xmlns:w16cid="http://schemas.microsoft.com/office/word/2016/wordml/cid" xmlns:w16="http://schemas.microsoft.com/office/word/2018/wordml" xmlns:w16du="http://schemas.microsoft.com/office/word/2023/wordml/word16du" xmlns:w16sdtdh="http://schemas.microsoft.com/office/word/2020/wordml/sdtdatahash" xmlns:w16sdtfl="http://schemas.microsoft.com/office/word/2024/wordml/sdtformatlock" xmlns:w16se="http://schemas.microsoft.com/office/word/2015/wordml/symex" xmlns:wpg="http://schemas.microsoft.com/office/word/2010/wordprocessingGroup" xmlns:wpi="http://schemas.microsoft.com/office/word/2010/wordprocessingInk" xmlns:wne="http://schemas.microsoft.com/office/word/2006/wordml" xmlns:wps="http://schemas.microsoft.com/office/word/2010/wordprocessingShape" mc:Ignorable="w14 w15 w16se w16cid w16 w16cex w16sdtdh w16sdtfl w16du wp14">
+<w:document xmlns:o="urn:schemas-microsoft-com:office:office" xmlns:r="http://schemas.openxmlformats.org/officeDocument/2006/relationships" xmlns:v="urn:schemas-microsoft-com:vml" xmlns:w="http://schemas.openxmlformats.org/wordprocessingml/2006/main" xmlns:w10="urn:schemas-microsoft-com:office:word" xmlns:wp="http://schemas.openxmlformats.org/drawingml/2006/wordprocessingDrawing" xmlns:pic="http://schemas.openxmlformats.org/drawingml/2006/picture" xmlns:wps="http://schemas.microsoft.com/office/word/2010/wordprocessingShape" xmlns:wpg="http://schemas.microsoft.com/office/word/2010/wordprocessingGroup" xmlns:mc="http://schemas.openxmlformats.org/markup-compatibility/2006" xmlns:wp14="http://schemas.microsoft.com/office/word/2010/wordprocessingDrawing" xmlns:w14="http://schemas.microsoft.com/office/word/2010/wordml" xmlns:w15="http://schemas.microsoft.com/office/word/2012/wordml" mc:Ignorable="w14 wp14 w15">
   <w:body>
     <w:p>
       <w:pPr>
-        <w:pStyle w:val="Corpodetexto"/>
-        <w:spacing w:line="360" w:lineRule="auto"/>
+        <w:pStyle w:val="BodyText"/>
+        <w:spacing w:lineRule="auto" w:line="360"/>
         <w:jc w:val="center"/>
+        <w:rPr/>
       </w:pPr>
       <w:r>
         <w:rPr>
@@ -28,57 +29,49 @@
     </w:p>
     <w:p>
       <w:pPr>
-        <w:pStyle w:val="Corpodetexto"/>
-        <w:spacing w:line="360" w:lineRule="auto"/>
+        <w:pStyle w:val="BodyText"/>
+        <w:spacing w:lineRule="auto" w:line="360"/>
         <w:jc w:val="both"/>
         <w:rPr>
           <w:b/>
           <w:bCs/>
         </w:rPr>
       </w:pPr>
-    </w:p>
-    <w:p>
-      <w:pPr>
-        <w:pStyle w:val="Corpodetexto"/>
-        <w:spacing w:after="0" w:line="283" w:lineRule="atLeast"/>
-        <w:jc w:val="both"/>
-        <w:rPr>
-          <w:rFonts w:ascii="Noto Sans" w:hAnsi="Noto Sans"/>
-        </w:rPr>
-      </w:pPr>
-      <w:r>
-        <w:rPr>
-          <w:rFonts w:ascii="Noto Sans" w:hAnsi="Noto Sans"/>
+      <w:r>
+        <w:rPr>
           <w:b/>
           <w:bCs/>
         </w:rPr>
+      </w:r>
+    </w:p>
+    <w:p>
+      <w:pPr>
+        <w:pStyle w:val="BodyText"/>
+        <w:spacing w:lineRule="atLeast" w:line="283" w:before="0" w:after="0"/>
+        <w:jc w:val="both"/>
+        <w:rPr>
+          <w:rFonts w:ascii="Noto Sans" w:hAnsi="Noto Sans"/>
+        </w:rPr>
+      </w:pPr>
+      <w:r>
+        <w:rPr>
+          <w:rFonts w:ascii="Noto Sans" w:hAnsi="Noto Sans"/>
+          <w:b/>
+          <w:bCs/>
+        </w:rPr>
         <w:t>Processo nº:</w:t>
       </w:r>
       <w:r>
         <w:rPr>
           <w:rFonts w:ascii="Noto Sans" w:hAnsi="Noto Sans"/>
         </w:rPr>
-        <w:t xml:space="preserve"> {</w:t>
-      </w:r>
-      <w:proofErr w:type="spellStart"/>
-      <w:r>
-        <w:rPr>
-          <w:rFonts w:ascii="Noto Sans" w:hAnsi="Noto Sans"/>
-        </w:rPr>
-        <w:t>numero_processo</w:t>
-      </w:r>
-      <w:proofErr w:type="spellEnd"/>
-      <w:r>
-        <w:rPr>
-          <w:rFonts w:ascii="Noto Sans" w:hAnsi="Noto Sans"/>
-        </w:rPr>
-        <w:t>}</w:t>
-      </w:r>
-    </w:p>
-    <w:p>
-      <w:pPr>
-        <w:pStyle w:val="Corpodetexto"/>
-        <w:spacing w:after="0" w:line="283" w:lineRule="atLeast"/>
+        <w:t xml:space="preserve"> {numero_processo}</w:t>
+      </w:r>
+    </w:p>
+    <w:p>
+      <w:pPr>
+        <w:pStyle w:val="BodyText"/>
+        <w:spacing w:lineRule="atLeast" w:line="283" w:before="0" w:after="0"/>
         <w:jc w:val="both"/>
         <w:rPr>
           <w:rFonts w:ascii="Noto Sans" w:hAnsi="Noto Sans"/>
@@ -108,8 +101,8 @@
     </w:p>
     <w:p>
       <w:pPr>
-        <w:pStyle w:val="Corpodetexto"/>
-        <w:spacing w:after="0" w:line="283" w:lineRule="atLeast"/>
+        <w:pStyle w:val="BodyText"/>
+        <w:spacing w:lineRule="atLeast" w:line="283" w:before="0" w:after="0"/>
         <w:jc w:val="both"/>
         <w:rPr>
           <w:rFonts w:ascii="Noto Sans" w:hAnsi="Noto Sans"/>
@@ -133,161 +126,162 @@
     </w:p>
     <w:p>
       <w:pPr>
-        <w:pStyle w:val="Corpodetexto"/>
-        <w:jc w:val="both"/>
-        <w:rPr>
-          <w:rFonts w:ascii="Noto Sans" w:hAnsi="Noto Sans"/>
-        </w:rPr>
-      </w:pPr>
-    </w:p>
-    <w:p>
-      <w:pPr>
-        <w:pStyle w:val="Corpodetexto"/>
-        <w:jc w:val="both"/>
-        <w:rPr>
-          <w:rFonts w:ascii="Noto Sans" w:hAnsi="Noto Sans"/>
-        </w:rPr>
-      </w:pPr>
-    </w:p>
-    <w:p>
-      <w:pPr>
-        <w:pStyle w:val="Corpodetexto"/>
-        <w:jc w:val="both"/>
-      </w:pPr>
-      <w:r>
-        <w:rPr>
-          <w:rStyle w:val="Forte"/>
+        <w:pStyle w:val="BodyText"/>
+        <w:jc w:val="both"/>
+        <w:rPr>
+          <w:rFonts w:ascii="Noto Sans" w:hAnsi="Noto Sans"/>
+        </w:rPr>
+      </w:pPr>
+      <w:r>
+        <w:rPr>
+          <w:rFonts w:ascii="Noto Sans" w:hAnsi="Noto Sans"/>
+        </w:rPr>
+      </w:r>
+    </w:p>
+    <w:p>
+      <w:pPr>
+        <w:pStyle w:val="BodyText"/>
+        <w:jc w:val="both"/>
+        <w:rPr>
+          <w:rFonts w:ascii="Noto Sans" w:hAnsi="Noto Sans"/>
+        </w:rPr>
+      </w:pPr>
+      <w:r>
+        <w:rPr>
+          <w:rFonts w:ascii="Noto Sans" w:hAnsi="Noto Sans"/>
+        </w:rPr>
+      </w:r>
+    </w:p>
+    <w:p>
+      <w:pPr>
+        <w:pStyle w:val="BodyText"/>
+        <w:jc w:val="both"/>
+        <w:rPr/>
+      </w:pPr>
+      <w:r>
+        <w:rPr>
+          <w:rStyle w:val="Strong"/>
           <w:rFonts w:ascii="Noto Sans" w:hAnsi="Noto Sans"/>
           <w:caps/>
         </w:rPr>
         <w:tab/>
-      </w:r>
-      <w:r>
-        <w:rPr>
-          <w:rStyle w:val="Forte"/>
+        <w:tab/>
+        <w:t xml:space="preserve">{nome_reu} </w:t>
+      </w:r>
+      <w:r>
+        <w:rPr>
+          <w:rFonts w:ascii="Noto Sans" w:hAnsi="Noto Sans"/>
+        </w:rPr>
+        <w:t>, já qualificado(a) nos autos em epígrafe, vem, por intermédio de seus advogados e tempestivamente, à presença de Vossa Excelência, apresentar</w:t>
+      </w:r>
+    </w:p>
+    <w:p>
+      <w:pPr>
+        <w:pStyle w:val="BodyText"/>
+        <w:jc w:val="both"/>
+        <w:rPr>
+          <w:rFonts w:ascii="Noto Sans" w:hAnsi="Noto Sans"/>
+          <w:b/>
+        </w:rPr>
+      </w:pPr>
+      <w:r>
+        <w:rPr>
+          <w:rFonts w:ascii="Noto Sans" w:hAnsi="Noto Sans"/>
+          <w:b/>
+        </w:rPr>
+      </w:r>
+    </w:p>
+    <w:p>
+      <w:pPr>
+        <w:pStyle w:val="Footer"/>
+        <w:spacing w:lineRule="atLeast" w:line="283"/>
+        <w:jc w:val="center"/>
+        <w:rPr>
+          <w:rFonts w:ascii="Noto Sans" w:hAnsi="Noto Sans"/>
+          <w:b/>
+        </w:rPr>
+      </w:pPr>
+      <w:r>
+        <w:rPr>
+          <w:rFonts w:ascii="Noto Sans" w:hAnsi="Noto Sans"/>
+          <w:b/>
+          <w:color w:val="C3AF5E"/>
+        </w:rPr>
+        <w:t>_________________________________________________________</w:t>
+      </w:r>
+    </w:p>
+    <w:p>
+      <w:pPr>
+        <w:pStyle w:val="BodyText"/>
+        <w:spacing w:lineRule="atLeast" w:line="283" w:before="0" w:after="0"/>
+        <w:jc w:val="center"/>
+        <w:rPr>
+          <w:rFonts w:ascii="Noto Sans" w:hAnsi="Noto Sans"/>
+          <w:b/>
+        </w:rPr>
+      </w:pPr>
+      <w:r>
+        <w:rPr>
+          <w:rFonts w:ascii="Noto Sans" w:hAnsi="Noto Sans"/>
+          <w:b/>
+        </w:rPr>
+        <w:t>CONTRARRAZÕES AO RECURSO INOMINADO</w:t>
+      </w:r>
+    </w:p>
+    <w:p>
+      <w:pPr>
+        <w:pStyle w:val="BodyText"/>
+        <w:spacing w:lineRule="atLeast" w:line="283" w:before="0" w:after="0"/>
+        <w:jc w:val="center"/>
+        <w:rPr>
+          <w:rFonts w:ascii="Noto Sans" w:hAnsi="Noto Sans"/>
+          <w:b/>
+        </w:rPr>
+      </w:pPr>
+      <w:r>
+        <w:rPr>
+          <w:rFonts w:ascii="Noto Sans" w:hAnsi="Noto Sans"/>
+          <w:b/>
+          <w:color w:val="C3AF5E"/>
+        </w:rPr>
+        <w:t>_________________________________________________________</w:t>
+      </w:r>
+    </w:p>
+    <w:p>
+      <w:pPr>
+        <w:pStyle w:val="BodyText"/>
+        <w:jc w:val="both"/>
+        <w:rPr>
+          <w:rStyle w:val="Strong"/>
           <w:rFonts w:ascii="Noto Sans" w:hAnsi="Noto Sans"/>
           <w:caps/>
         </w:rPr>
-        <w:tab/>
-        <w:t>{nome_reu</w:t>
-      </w:r>
-      <w:proofErr w:type="gramStart"/>
-      <w:r>
-        <w:rPr>
-          <w:rStyle w:val="Forte"/>
+      </w:pPr>
+      <w:r>
+        <w:rPr>
           <w:rFonts w:ascii="Noto Sans" w:hAnsi="Noto Sans"/>
           <w:caps/>
         </w:rPr>
-        <w:t xml:space="preserve">} </w:t>
-      </w:r>
-      <w:r>
-        <w:rPr>
-          <w:rFonts w:ascii="Noto Sans" w:hAnsi="Noto Sans"/>
-        </w:rPr>
-        <w:t>,</w:t>
-      </w:r>
-      <w:proofErr w:type="gramEnd"/>
-      <w:r>
-        <w:rPr>
-          <w:rFonts w:ascii="Noto Sans" w:hAnsi="Noto Sans"/>
-        </w:rPr>
-        <w:t xml:space="preserve"> já qualificado(a) nos autos em epígrafe, vem, por intermédio de seus advogados e tempestivamente, à presença de Vossa Excelência, apresentar</w:t>
-      </w:r>
-    </w:p>
-    <w:p>
-      <w:pPr>
-        <w:pStyle w:val="Corpodetexto"/>
-        <w:jc w:val="both"/>
-        <w:rPr>
-          <w:rFonts w:ascii="Noto Sans" w:hAnsi="Noto Sans"/>
-          <w:b/>
-        </w:rPr>
-      </w:pPr>
-    </w:p>
-    <w:p>
-      <w:pPr>
-        <w:pStyle w:val="Rodap"/>
-        <w:spacing w:line="283" w:lineRule="atLeast"/>
-        <w:jc w:val="center"/>
-        <w:rPr>
-          <w:rFonts w:ascii="Noto Sans" w:hAnsi="Noto Sans"/>
-          <w:b/>
-        </w:rPr>
-      </w:pPr>
-      <w:r>
-        <w:rPr>
-          <w:rFonts w:ascii="Noto Sans" w:hAnsi="Noto Sans"/>
-          <w:b/>
-          <w:color w:val="C3AF5E"/>
-        </w:rPr>
-        <w:t>_________________________________________________________</w:t>
-      </w:r>
-    </w:p>
-    <w:p>
-      <w:pPr>
-        <w:pStyle w:val="Corpodetexto"/>
-        <w:spacing w:after="0" w:line="283" w:lineRule="atLeast"/>
-        <w:jc w:val="center"/>
-        <w:rPr>
-          <w:rFonts w:ascii="Noto Sans" w:hAnsi="Noto Sans"/>
-          <w:b/>
-        </w:rPr>
-      </w:pPr>
-      <w:r>
-        <w:rPr>
-          <w:rFonts w:ascii="Noto Sans" w:hAnsi="Noto Sans"/>
-          <w:b/>
-        </w:rPr>
-        <w:t>CONTRARRAZÕES AO RECURSO INOMINADO</w:t>
-      </w:r>
-    </w:p>
-    <w:p>
-      <w:pPr>
-        <w:pStyle w:val="Corpodetexto"/>
-        <w:spacing w:after="0" w:line="283" w:lineRule="atLeast"/>
-        <w:jc w:val="center"/>
-        <w:rPr>
-          <w:rFonts w:ascii="Noto Sans" w:hAnsi="Noto Sans"/>
-          <w:b/>
-        </w:rPr>
-      </w:pPr>
-      <w:r>
-        <w:rPr>
-          <w:rFonts w:ascii="Noto Sans" w:hAnsi="Noto Sans"/>
-          <w:b/>
-          <w:color w:val="C3AF5E"/>
-        </w:rPr>
-        <w:t>_________________________________________________________</w:t>
-      </w:r>
-    </w:p>
-    <w:p>
-      <w:pPr>
-        <w:pStyle w:val="Corpodetexto"/>
-        <w:jc w:val="both"/>
-        <w:rPr>
-          <w:rStyle w:val="Forte"/>
+      </w:r>
+    </w:p>
+    <w:p>
+      <w:pPr>
+        <w:pStyle w:val="BodyText"/>
+        <w:jc w:val="both"/>
+        <w:rPr/>
+      </w:pPr>
+      <w:r>
+        <w:rPr>
+          <w:rFonts w:ascii="Noto Sans" w:hAnsi="Noto Sans"/>
+        </w:rPr>
+        <w:t xml:space="preserve">interposto por </w:t>
+      </w:r>
+      <w:r>
+        <w:rPr>
+          <w:rStyle w:val="Strong"/>
           <w:rFonts w:ascii="Noto Sans" w:hAnsi="Noto Sans"/>
           <w:caps/>
         </w:rPr>
-      </w:pPr>
-    </w:p>
-    <w:p>
-      <w:pPr>
-        <w:pStyle w:val="Corpodetexto"/>
-        <w:jc w:val="both"/>
-      </w:pPr>
-      <w:r>
-        <w:rPr>
-          <w:rFonts w:ascii="Noto Sans" w:hAnsi="Noto Sans"/>
-        </w:rPr>
-        <w:t xml:space="preserve">interposto por </w:t>
-      </w:r>
-      <w:r>
-        <w:rPr>
-          <w:rStyle w:val="Forte"/>
-          <w:rFonts w:ascii="Noto Sans" w:hAnsi="Noto Sans"/>
-          <w:caps/>
-        </w:rPr>
         <w:t>{nome}</w:t>
       </w:r>
       <w:r>
@@ -299,7 +293,7 @@
     </w:p>
     <w:p>
       <w:pPr>
-        <w:pStyle w:val="Corpodetexto"/>
+        <w:pStyle w:val="BodyText"/>
         <w:jc w:val="both"/>
         <w:rPr>
           <w:rFonts w:ascii="Noto Sans" w:hAnsi="Noto Sans"/>
@@ -315,16 +309,21 @@
     </w:p>
     <w:p>
       <w:pPr>
-        <w:pStyle w:val="Corpodetexto"/>
-        <w:jc w:val="both"/>
-        <w:rPr>
-          <w:rFonts w:ascii="Noto Sans" w:hAnsi="Noto Sans"/>
-        </w:rPr>
-      </w:pPr>
-    </w:p>
-    <w:p>
-      <w:pPr>
-        <w:pStyle w:val="Corpodetexto"/>
+        <w:pStyle w:val="BodyText"/>
+        <w:jc w:val="both"/>
+        <w:rPr>
+          <w:rFonts w:ascii="Noto Sans" w:hAnsi="Noto Sans"/>
+        </w:rPr>
+      </w:pPr>
+      <w:r>
+        <w:rPr>
+          <w:rFonts w:ascii="Noto Sans" w:hAnsi="Noto Sans"/>
+        </w:rPr>
+      </w:r>
+    </w:p>
+    <w:p>
+      <w:pPr>
+        <w:pStyle w:val="BodyText"/>
         <w:jc w:val="center"/>
         <w:rPr>
           <w:rFonts w:ascii="Noto Sans" w:hAnsi="Noto Sans"/>
@@ -339,7 +338,7 @@
     </w:p>
     <w:p>
       <w:pPr>
-        <w:pStyle w:val="Corpodetexto"/>
+        <w:pStyle w:val="BodyText"/>
         <w:jc w:val="center"/>
         <w:rPr>
           <w:rFonts w:ascii="Noto Sans" w:hAnsi="Noto Sans"/>
@@ -354,37 +353,23 @@
     </w:p>
     <w:p>
       <w:pPr>
-        <w:pStyle w:val="Corpodetexto"/>
-        <w:jc w:val="right"/>
-        <w:rPr>
-          <w:rFonts w:ascii="Noto Sans" w:hAnsi="Noto Sans"/>
-        </w:rPr>
-      </w:pPr>
-      <w:r>
-        <w:rPr>
-          <w:rFonts w:ascii="Noto Sans" w:hAnsi="Noto Sans"/>
-        </w:rPr>
-        <w:t>Brasília – DF, {</w:t>
-      </w:r>
-      <w:proofErr w:type="spellStart"/>
-      <w:r>
-        <w:rPr>
-          <w:rFonts w:ascii="Noto Sans" w:hAnsi="Noto Sans"/>
-        </w:rPr>
-        <w:t>data_hoje</w:t>
-      </w:r>
-      <w:proofErr w:type="spellEnd"/>
-      <w:r>
-        <w:rPr>
-          <w:rFonts w:ascii="Noto Sans" w:hAnsi="Noto Sans"/>
-        </w:rPr>
-        <w:t>}.</w:t>
-      </w:r>
-    </w:p>
-    <w:p>
-      <w:pPr>
-        <w:pStyle w:val="Corpodetexto"/>
-        <w:spacing w:after="0"/>
+        <w:pStyle w:val="BodyText"/>
+        <w:jc w:val="end"/>
+        <w:rPr>
+          <w:rFonts w:ascii="Noto Sans" w:hAnsi="Noto Sans"/>
+        </w:rPr>
+      </w:pPr>
+      <w:r>
+        <w:rPr>
+          <w:rFonts w:ascii="Noto Sans" w:hAnsi="Noto Sans"/>
+        </w:rPr>
+        <w:t>Brasília – DF, {data_hoje}.</w:t>
+      </w:r>
+    </w:p>
+    <w:p>
+      <w:pPr>
+        <w:pStyle w:val="BodyText"/>
+        <w:spacing w:before="0" w:after="0"/>
         <w:jc w:val="center"/>
         <w:rPr>
           <w:rFonts w:ascii="Noto Sans" w:hAnsi="Noto Sans"/>
@@ -403,31 +388,43 @@
     </w:p>
     <w:p>
       <w:pPr>
-        <w:pStyle w:val="Corpodetexto"/>
-        <w:spacing w:after="0"/>
+        <w:pStyle w:val="BodyText"/>
+        <w:spacing w:before="0" w:after="0"/>
         <w:jc w:val="center"/>
-      </w:pPr>
-      <w:r>
-        <w:rPr>
-          <w:rFonts w:ascii="Noto Sans" w:hAnsi="Noto Sans"/>
-        </w:rPr>
-        <w:t xml:space="preserve"> OAB-DF 36.635</w:t>
-      </w:r>
-    </w:p>
-    <w:p>
-      <w:pPr>
-        <w:pStyle w:val="Corpodetexto"/>
-        <w:spacing w:after="83"/>
+        <w:rPr/>
+      </w:pPr>
+      <w:r>
+        <w:rPr>
+          <w:rFonts w:ascii="Noto Sans" w:hAnsi="Noto Sans"/>
+        </w:rPr>
+        <w:t xml:space="preserve"> </w:t>
+      </w:r>
+      <w:r>
+        <w:rPr>
+          <w:rFonts w:ascii="Noto Sans" w:hAnsi="Noto Sans"/>
+        </w:rPr>
+        <w:t>OAB-DF 36.635</w:t>
+      </w:r>
+    </w:p>
+    <w:p>
+      <w:pPr>
+        <w:pStyle w:val="BodyText"/>
+        <w:spacing w:before="0" w:after="83"/>
         <w:jc w:val="center"/>
         <w:rPr>
           <w:rFonts w:ascii="Noto Sans" w:hAnsi="Noto Sans"/>
         </w:rPr>
       </w:pPr>
-    </w:p>
-    <w:p>
-      <w:pPr>
-        <w:pStyle w:val="Corpodetexto"/>
-        <w:spacing w:after="0"/>
+      <w:r>
+        <w:rPr>
+          <w:rFonts w:ascii="Noto Sans" w:hAnsi="Noto Sans"/>
+        </w:rPr>
+      </w:r>
+    </w:p>
+    <w:p>
+      <w:pPr>
+        <w:pStyle w:val="BodyText"/>
+        <w:spacing w:before="0" w:after="0"/>
         <w:jc w:val="center"/>
         <w:rPr>
           <w:rFonts w:ascii="Noto Sans" w:hAnsi="Noto Sans"/>
@@ -446,15 +443,22 @@
     </w:p>
     <w:p>
       <w:pPr>
-        <w:pStyle w:val="Corpodetexto"/>
-        <w:spacing w:after="0"/>
+        <w:pStyle w:val="BodyText"/>
+        <w:spacing w:before="0" w:after="0"/>
         <w:jc w:val="center"/>
-      </w:pPr>
-      <w:r>
-        <w:rPr>
-          <w:rFonts w:ascii="Noto Sans" w:hAnsi="Noto Sans"/>
-        </w:rPr>
-        <w:t xml:space="preserve"> OAB-DF 46.323</w:t>
+        <w:rPr/>
+      </w:pPr>
+      <w:r>
+        <w:rPr>
+          <w:rFonts w:ascii="Noto Sans" w:hAnsi="Noto Sans"/>
+        </w:rPr>
+        <w:t xml:space="preserve"> </w:t>
+      </w:r>
+      <w:r>
+        <w:rPr>
+          <w:rFonts w:ascii="Noto Sans" w:hAnsi="Noto Sans"/>
+        </w:rPr>
+        <w:t>OAB-DF 46.323</w:t>
       </w:r>
       <w:r>
         <w:br w:type="page"/>
@@ -462,7 +466,8 @@
     </w:p>
     <w:p>
       <w:pPr>
-        <w:pStyle w:val="Corpodetexto"/>
+        <w:pStyle w:val="BodyText"/>
+        <w:spacing w:before="0" w:after="140"/>
         <w:jc w:val="center"/>
         <w:rPr>
           <w:rFonts w:ascii="Noto Sans" w:hAnsi="Noto Sans"/>
@@ -474,7 +479,6 @@
           <w:b/>
           <w:bCs/>
         </w:rPr>
-        <w:lastRenderedPageBreak/>
         <w:t xml:space="preserve">EGRÉGIA TURMA RECURSAL </w:t>
       </w:r>
       <w:r>
@@ -489,7 +493,7 @@
     </w:p>
     <w:p>
       <w:pPr>
-        <w:pStyle w:val="Corpodetexto"/>
+        <w:pStyle w:val="BodyText"/>
         <w:jc w:val="both"/>
         <w:rPr>
           <w:rFonts w:ascii="Noto Sans" w:hAnsi="Noto Sans"/>
@@ -497,60 +501,60 @@
           <w:bCs/>
         </w:rPr>
       </w:pPr>
-    </w:p>
-    <w:p>
-      <w:pPr>
-        <w:pStyle w:val="Corpodetexto"/>
-        <w:jc w:val="both"/>
+      <w:r>
         <w:rPr>
           <w:rFonts w:ascii="Noto Sans" w:hAnsi="Noto Sans"/>
           <w:b/>
           <w:bCs/>
         </w:rPr>
-      </w:pPr>
-    </w:p>
-    <w:p>
-      <w:pPr>
-        <w:pStyle w:val="Corpodetexto"/>
-        <w:spacing w:after="0" w:line="283" w:lineRule="atLeast"/>
-        <w:jc w:val="both"/>
-        <w:rPr>
-          <w:rFonts w:ascii="Noto Sans" w:hAnsi="Noto Sans"/>
-        </w:rPr>
-      </w:pPr>
-      <w:r>
+      </w:r>
+    </w:p>
+    <w:p>
+      <w:pPr>
+        <w:pStyle w:val="BodyText"/>
+        <w:jc w:val="both"/>
         <w:rPr>
           <w:rFonts w:ascii="Noto Sans" w:hAnsi="Noto Sans"/>
           <w:b/>
           <w:bCs/>
         </w:rPr>
+      </w:pPr>
+      <w:r>
+        <w:rPr>
+          <w:rFonts w:ascii="Noto Sans" w:hAnsi="Noto Sans"/>
+          <w:b/>
+          <w:bCs/>
+        </w:rPr>
+      </w:r>
+    </w:p>
+    <w:p>
+      <w:pPr>
+        <w:pStyle w:val="BodyText"/>
+        <w:spacing w:lineRule="atLeast" w:line="283" w:before="0" w:after="0"/>
+        <w:jc w:val="both"/>
+        <w:rPr>
+          <w:rFonts w:ascii="Noto Sans" w:hAnsi="Noto Sans"/>
+        </w:rPr>
+      </w:pPr>
+      <w:r>
+        <w:rPr>
+          <w:rFonts w:ascii="Noto Sans" w:hAnsi="Noto Sans"/>
+          <w:b/>
+          <w:bCs/>
+        </w:rPr>
         <w:t>Processo nº:</w:t>
       </w:r>
       <w:r>
         <w:rPr>
           <w:rFonts w:ascii="Noto Sans" w:hAnsi="Noto Sans"/>
         </w:rPr>
-        <w:t xml:space="preserve"> {</w:t>
-      </w:r>
-      <w:proofErr w:type="spellStart"/>
-      <w:r>
-        <w:rPr>
-          <w:rFonts w:ascii="Noto Sans" w:hAnsi="Noto Sans"/>
-        </w:rPr>
-        <w:t>numero_processo</w:t>
-      </w:r>
-      <w:proofErr w:type="spellEnd"/>
-      <w:r>
-        <w:rPr>
-          <w:rFonts w:ascii="Noto Sans" w:hAnsi="Noto Sans"/>
-        </w:rPr>
-        <w:t>}</w:t>
-      </w:r>
-    </w:p>
-    <w:p>
-      <w:pPr>
-        <w:pStyle w:val="Corpodetexto"/>
-        <w:spacing w:after="0" w:line="283" w:lineRule="atLeast"/>
+        <w:t xml:space="preserve"> {numero_processo}</w:t>
+      </w:r>
+    </w:p>
+    <w:p>
+      <w:pPr>
+        <w:pStyle w:val="BodyText"/>
+        <w:spacing w:lineRule="atLeast" w:line="283" w:before="0" w:after="0"/>
         <w:jc w:val="both"/>
         <w:rPr>
           <w:rFonts w:ascii="Noto Sans" w:hAnsi="Noto Sans"/>
@@ -580,8 +584,8 @@
     </w:p>
     <w:p>
       <w:pPr>
-        <w:pStyle w:val="Corpodetexto"/>
-        <w:spacing w:after="0" w:line="283" w:lineRule="atLeast"/>
+        <w:pStyle w:val="BodyText"/>
+        <w:spacing w:lineRule="atLeast" w:line="283" w:before="0" w:after="0"/>
         <w:jc w:val="both"/>
         <w:rPr>
           <w:rFonts w:ascii="Noto Sans" w:hAnsi="Noto Sans"/>
@@ -605,25 +609,35 @@
     </w:p>
     <w:p>
       <w:pPr>
-        <w:pStyle w:val="Corpodetexto"/>
-        <w:jc w:val="both"/>
-        <w:rPr>
-          <w:rFonts w:ascii="Noto Sans" w:hAnsi="Noto Sans"/>
-        </w:rPr>
-      </w:pPr>
-    </w:p>
-    <w:p>
-      <w:pPr>
-        <w:pStyle w:val="Corpodetexto"/>
-        <w:jc w:val="both"/>
-        <w:rPr>
-          <w:rFonts w:ascii="Noto Sans" w:hAnsi="Noto Sans"/>
-        </w:rPr>
-      </w:pPr>
-    </w:p>
-    <w:p>
-      <w:pPr>
-        <w:pStyle w:val="Corpodetexto"/>
+        <w:pStyle w:val="BodyText"/>
+        <w:jc w:val="both"/>
+        <w:rPr>
+          <w:rFonts w:ascii="Noto Sans" w:hAnsi="Noto Sans"/>
+        </w:rPr>
+      </w:pPr>
+      <w:r>
+        <w:rPr>
+          <w:rFonts w:ascii="Noto Sans" w:hAnsi="Noto Sans"/>
+        </w:rPr>
+      </w:r>
+    </w:p>
+    <w:p>
+      <w:pPr>
+        <w:pStyle w:val="BodyText"/>
+        <w:jc w:val="both"/>
+        <w:rPr>
+          <w:rFonts w:ascii="Noto Sans" w:hAnsi="Noto Sans"/>
+        </w:rPr>
+      </w:pPr>
+      <w:r>
+        <w:rPr>
+          <w:rFonts w:ascii="Noto Sans" w:hAnsi="Noto Sans"/>
+        </w:rPr>
+      </w:r>
+    </w:p>
+    <w:p>
+      <w:pPr>
+        <w:pStyle w:val="BodyText"/>
         <w:jc w:val="center"/>
         <w:rPr>
           <w:rFonts w:ascii="Noto Sans" w:hAnsi="Noto Sans"/>
@@ -638,16 +652,21 @@
     </w:p>
     <w:p>
       <w:pPr>
-        <w:pStyle w:val="Corpodetexto"/>
-        <w:jc w:val="both"/>
-        <w:rPr>
-          <w:rFonts w:ascii="Noto Sans" w:hAnsi="Noto Sans"/>
-        </w:rPr>
-      </w:pPr>
-    </w:p>
-    <w:p>
-      <w:pPr>
-        <w:pStyle w:val="Corpodetexto"/>
+        <w:pStyle w:val="BodyText"/>
+        <w:jc w:val="both"/>
+        <w:rPr>
+          <w:rFonts w:ascii="Noto Sans" w:hAnsi="Noto Sans"/>
+        </w:rPr>
+      </w:pPr>
+      <w:r>
+        <w:rPr>
+          <w:rFonts w:ascii="Noto Sans" w:hAnsi="Noto Sans"/>
+        </w:rPr>
+      </w:r>
+    </w:p>
+    <w:p>
+      <w:pPr>
+        <w:pStyle w:val="BodyText"/>
         <w:jc w:val="both"/>
         <w:rPr>
           <w:rFonts w:ascii="Noto Sans" w:hAnsi="Noto Sans"/>
@@ -666,16 +685,21 @@
     </w:p>
     <w:p>
       <w:pPr>
-        <w:pStyle w:val="Corpodetexto"/>
-        <w:jc w:val="both"/>
-        <w:rPr>
-          <w:rFonts w:ascii="Noto Sans" w:hAnsi="Noto Sans"/>
-        </w:rPr>
-      </w:pPr>
-    </w:p>
-    <w:p>
-      <w:pPr>
-        <w:pStyle w:val="Corpodetexto"/>
+        <w:pStyle w:val="BodyText"/>
+        <w:jc w:val="both"/>
+        <w:rPr>
+          <w:rFonts w:ascii="Noto Sans" w:hAnsi="Noto Sans"/>
+        </w:rPr>
+      </w:pPr>
+      <w:r>
+        <w:rPr>
+          <w:rFonts w:ascii="Noto Sans" w:hAnsi="Noto Sans"/>
+        </w:rPr>
+      </w:r>
+    </w:p>
+    <w:p>
+      <w:pPr>
+        <w:pStyle w:val="BodyText"/>
         <w:jc w:val="both"/>
         <w:rPr>
           <w:rFonts w:ascii="Noto Sans" w:hAnsi="Noto Sans"/>
@@ -692,16 +716,21 @@
     </w:p>
     <w:p>
       <w:pPr>
-        <w:pStyle w:val="Corpodetexto"/>
-        <w:jc w:val="both"/>
-        <w:rPr>
-          <w:rFonts w:ascii="Noto Sans" w:hAnsi="Noto Sans"/>
-        </w:rPr>
-      </w:pPr>
-    </w:p>
-    <w:p>
-      <w:pPr>
-        <w:pStyle w:val="Corpodetexto"/>
+        <w:pStyle w:val="BodyText"/>
+        <w:jc w:val="both"/>
+        <w:rPr>
+          <w:rFonts w:ascii="Noto Sans" w:hAnsi="Noto Sans"/>
+        </w:rPr>
+      </w:pPr>
+      <w:r>
+        <w:rPr>
+          <w:rFonts w:ascii="Noto Sans" w:hAnsi="Noto Sans"/>
+        </w:rPr>
+      </w:r>
+    </w:p>
+    <w:p>
+      <w:pPr>
+        <w:pStyle w:val="BodyText"/>
         <w:jc w:val="both"/>
         <w:rPr>
           <w:rFonts w:ascii="Noto Sans" w:hAnsi="Noto Sans"/>
@@ -712,26 +741,12 @@
           <w:rFonts w:ascii="Noto Sans" w:hAnsi="Noto Sans"/>
         </w:rPr>
         <w:tab/>
-        <w:t>As presentes contrarrazões são tempestivas, visto que o prazo de 10 (dez) dias úteis finda apenas em {</w:t>
-      </w:r>
-      <w:proofErr w:type="spellStart"/>
-      <w:r>
-        <w:rPr>
-          <w:rFonts w:ascii="Noto Sans" w:hAnsi="Noto Sans"/>
-        </w:rPr>
-        <w:t>prazo_recurso</w:t>
-      </w:r>
-      <w:proofErr w:type="spellEnd"/>
-      <w:r>
-        <w:rPr>
-          <w:rFonts w:ascii="Noto Sans" w:hAnsi="Noto Sans"/>
-        </w:rPr>
-        <w:t>}, estando a Recorrida plenamente dentro do lapso legal para sua manifestação defensiva.</w:t>
-      </w:r>
-    </w:p>
-    <w:p>
-      <w:pPr>
-        <w:pStyle w:val="Corpodetexto"/>
+        <w:t>As presentes contrarrazões são tempestivas, visto que o prazo de 10 (dez) dias úteis finda apenas em {prazo_recurso}, estando a Recorrida plenamente dentro do lapso legal para sua manifestação defensiva.</w:t>
+      </w:r>
+    </w:p>
+    <w:p>
+      <w:pPr>
+        <w:pStyle w:val="BodyText"/>
         <w:jc w:val="both"/>
         <w:rPr>
           <w:rFonts w:ascii="Noto Sans" w:hAnsi="Noto Sans"/>
@@ -742,35 +757,26 @@
           <w:rFonts w:ascii="Noto Sans" w:hAnsi="Noto Sans"/>
         </w:rPr>
         <w:tab/>
-        <w:t>Ademais, a parte ostenta a gratuidade de justiça deferida no ID {</w:t>
-      </w:r>
-      <w:proofErr w:type="spellStart"/>
-      <w:r>
-        <w:rPr>
-          <w:rFonts w:ascii="Noto Sans" w:hAnsi="Noto Sans"/>
-        </w:rPr>
-        <w:t>id_gratuidade</w:t>
-      </w:r>
-      <w:proofErr w:type="spellEnd"/>
-      <w:r>
-        <w:rPr>
-          <w:rFonts w:ascii="Noto Sans" w:hAnsi="Noto Sans"/>
-        </w:rPr>
-        <w:t>}, e a presente peça independe de preparo para sua regular admissão.</w:t>
-      </w:r>
-    </w:p>
-    <w:p>
-      <w:pPr>
-        <w:pStyle w:val="Corpodetexto"/>
-        <w:jc w:val="both"/>
-        <w:rPr>
-          <w:rFonts w:ascii="Noto Sans" w:hAnsi="Noto Sans"/>
-        </w:rPr>
-      </w:pPr>
-    </w:p>
-    <w:p>
-      <w:pPr>
-        <w:pStyle w:val="Corpodetexto"/>
+        <w:t>Ademais, a parte ostenta a gratuidade de justiça deferida no ID {id_gratuidade}, e a presente peça independe de preparo para sua regular admissão.</w:t>
+      </w:r>
+    </w:p>
+    <w:p>
+      <w:pPr>
+        <w:pStyle w:val="BodyText"/>
+        <w:jc w:val="both"/>
+        <w:rPr>
+          <w:rFonts w:ascii="Noto Sans" w:hAnsi="Noto Sans"/>
+        </w:rPr>
+      </w:pPr>
+      <w:r>
+        <w:rPr>
+          <w:rFonts w:ascii="Noto Sans" w:hAnsi="Noto Sans"/>
+        </w:rPr>
+      </w:r>
+    </w:p>
+    <w:p>
+      <w:pPr>
+        <w:pStyle w:val="BodyText"/>
         <w:jc w:val="both"/>
         <w:rPr>
           <w:rFonts w:ascii="Noto Sans" w:hAnsi="Noto Sans"/>
@@ -787,7 +793,7 @@
     </w:p>
     <w:p>
       <w:pPr>
-        <w:pStyle w:val="Corpodetexto"/>
+        <w:pStyle w:val="BodyText"/>
         <w:jc w:val="both"/>
         <w:rPr>
           <w:rFonts w:ascii="Noto Sans" w:hAnsi="Noto Sans"/>
@@ -798,54 +804,12 @@
           <w:rFonts w:ascii="Noto Sans" w:hAnsi="Noto Sans"/>
         </w:rPr>
         <w:tab/>
-        <w:t>Trata-se de ação movida por {nome}, {</w:t>
-      </w:r>
-      <w:proofErr w:type="spellStart"/>
-      <w:r>
-        <w:rPr>
-          <w:rFonts w:ascii="Noto Sans" w:hAnsi="Noto Sans"/>
-        </w:rPr>
-        <w:t>idade_completa</w:t>
-      </w:r>
-      <w:proofErr w:type="spellEnd"/>
-      <w:r>
-        <w:rPr>
-          <w:rFonts w:ascii="Noto Sans" w:hAnsi="Noto Sans"/>
-        </w:rPr>
-        <w:t>}, que pleiteou judicialmente a concessão/restabelecimento do benefício (NB: {</w:t>
-      </w:r>
-      <w:proofErr w:type="spellStart"/>
-      <w:r>
-        <w:rPr>
-          <w:rFonts w:ascii="Noto Sans" w:hAnsi="Noto Sans"/>
-        </w:rPr>
-        <w:t>nb</w:t>
-      </w:r>
-      <w:proofErr w:type="spellEnd"/>
-      <w:r>
-        <w:rPr>
-          <w:rFonts w:ascii="Noto Sans" w:hAnsi="Noto Sans"/>
-        </w:rPr>
-        <w:t>}), com Data de Entrada do Requerimento (DER) em {der}, o qual havia sido indevidamente negado sob a frágil justificativa de {negativa} proferida em {</w:t>
-      </w:r>
-      <w:proofErr w:type="spellStart"/>
-      <w:r>
-        <w:rPr>
-          <w:rFonts w:ascii="Noto Sans" w:hAnsi="Noto Sans"/>
-        </w:rPr>
-        <w:t>data_negativa</w:t>
-      </w:r>
-      <w:proofErr w:type="spellEnd"/>
-      <w:r>
-        <w:rPr>
-          <w:rFonts w:ascii="Noto Sans" w:hAnsi="Noto Sans"/>
-        </w:rPr>
-        <w:t>}.</w:t>
-      </w:r>
-    </w:p>
-    <w:p>
-      <w:pPr>
-        <w:pStyle w:val="Corpodetexto"/>
+        <w:t>Trata-se de ação movida por {nome}, {idade_completa}, que pleiteou judicialmente a concessão/restabelecimento do benefício (NB: {nb}), com Data de Entrada do Requerimento (DER) em {der}, o qual havia sido indevidamente negado sob a frágil justificativa de {negativa} proferida em {data_negativa}.</w:t>
+      </w:r>
+    </w:p>
+    <w:p>
+      <w:pPr>
+        <w:pStyle w:val="BodyText"/>
         <w:jc w:val="both"/>
         <w:rPr>
           <w:rFonts w:ascii="Noto Sans" w:hAnsi="Noto Sans"/>
@@ -856,36 +820,21 @@
           <w:rFonts w:ascii="Noto Sans" w:hAnsi="Noto Sans"/>
         </w:rPr>
         <w:tab/>
-        <w:t>No decorrer da instrução processual, restou cristalinamente comprovado o direito da parte Recorrida, consubstanciado na seguinte constatação fática: "{</w:t>
-      </w:r>
-      <w:proofErr w:type="spellStart"/>
-      <w:r>
-        <w:rPr>
-          <w:rFonts w:ascii="Noto Sans" w:hAnsi="Noto Sans"/>
-        </w:rPr>
-        <w:t>doenca</w:t>
-      </w:r>
-      <w:proofErr w:type="spellEnd"/>
-      <w:r>
-        <w:rPr>
-          <w:rFonts w:ascii="Noto Sans" w:hAnsi="Noto Sans"/>
-        </w:rPr>
-        <w:t>}".</w:t>
-      </w:r>
-    </w:p>
-    <w:p>
-      <w:pPr>
-        <w:pStyle w:val="Corpodetexto"/>
-        <w:jc w:val="both"/>
-        <w:rPr>
-          <w:rFonts w:ascii="Noto Sans" w:hAnsi="Noto Sans"/>
-        </w:rPr>
-      </w:pPr>
-      <w:r>
-        <w:rPr>
-          <w:rFonts w:ascii="Noto Sans" w:hAnsi="Noto Sans"/>
-        </w:rPr>
-        <w:lastRenderedPageBreak/>
+        <w:t>No decorrer da instrução processual, restou cristalinamente comprovado o direito da parte Recorrida, consubstanciado na seguinte constatação fática: "{doenca}".</w:t>
+      </w:r>
+    </w:p>
+    <w:p>
+      <w:pPr>
+        <w:pStyle w:val="BodyText"/>
+        <w:jc w:val="both"/>
+        <w:rPr>
+          <w:rFonts w:ascii="Noto Sans" w:hAnsi="Noto Sans"/>
+        </w:rPr>
+      </w:pPr>
+      <w:r>
+        <w:rPr>
+          <w:rFonts w:ascii="Noto Sans" w:hAnsi="Noto Sans"/>
+        </w:rPr>
         <w:tab/>
         <w:t xml:space="preserve">Diante do robusto conjunto probatório produzido, o Juízo </w:t>
       </w:r>
@@ -900,35 +849,26 @@
         <w:rPr>
           <w:rFonts w:ascii="Noto Sans" w:hAnsi="Noto Sans"/>
         </w:rPr>
-        <w:t xml:space="preserve"> proferiu brilhante sentença (ID {</w:t>
-      </w:r>
-      <w:proofErr w:type="spellStart"/>
-      <w:r>
-        <w:rPr>
-          <w:rFonts w:ascii="Noto Sans" w:hAnsi="Noto Sans"/>
-        </w:rPr>
-        <w:t>id_decisao</w:t>
-      </w:r>
-      <w:proofErr w:type="spellEnd"/>
-      <w:r>
-        <w:rPr>
-          <w:rFonts w:ascii="Noto Sans" w:hAnsi="Noto Sans"/>
-        </w:rPr>
-        <w:t>}), julgando procedente o pedido. Inconformada, a autarquia recorrente interpôs o presente Recurso Inominado, o qual, contudo, não merece prosperar por carecer de amparo fático e legal.</w:t>
-      </w:r>
-    </w:p>
-    <w:p>
-      <w:pPr>
-        <w:pStyle w:val="Corpodetexto"/>
-        <w:jc w:val="both"/>
-        <w:rPr>
-          <w:rFonts w:ascii="Noto Sans" w:hAnsi="Noto Sans"/>
-        </w:rPr>
-      </w:pPr>
-    </w:p>
-    <w:p>
-      <w:pPr>
-        <w:pStyle w:val="Corpodetexto"/>
+        <w:t xml:space="preserve"> proferiu brilhante sentença (ID {id_decisao}), julgando procedente o pedido. Inconformada, a autarquia recorrente interpôs o presente Recurso Inominado, o qual, contudo, não merece prosperar por carecer de amparo fático e legal.</w:t>
+      </w:r>
+    </w:p>
+    <w:p>
+      <w:pPr>
+        <w:pStyle w:val="BodyText"/>
+        <w:jc w:val="both"/>
+        <w:rPr>
+          <w:rFonts w:ascii="Noto Sans" w:hAnsi="Noto Sans"/>
+        </w:rPr>
+      </w:pPr>
+      <w:r>
+        <w:rPr>
+          <w:rFonts w:ascii="Noto Sans" w:hAnsi="Noto Sans"/>
+        </w:rPr>
+      </w:r>
+    </w:p>
+    <w:p>
+      <w:pPr>
+        <w:pStyle w:val="BodyText"/>
         <w:jc w:val="both"/>
         <w:rPr>
           <w:rFonts w:ascii="Noto Sans" w:hAnsi="Noto Sans"/>
@@ -945,16 +885,21 @@
     </w:p>
     <w:p>
       <w:pPr>
-        <w:pStyle w:val="Corpodetexto"/>
-        <w:jc w:val="both"/>
-        <w:rPr>
-          <w:rFonts w:ascii="Noto Sans" w:hAnsi="Noto Sans"/>
-        </w:rPr>
-      </w:pPr>
-    </w:p>
-    <w:p>
-      <w:pPr>
-        <w:pStyle w:val="Corpodetexto"/>
+        <w:pStyle w:val="BodyText"/>
+        <w:jc w:val="both"/>
+        <w:rPr>
+          <w:rFonts w:ascii="Noto Sans" w:hAnsi="Noto Sans"/>
+        </w:rPr>
+      </w:pPr>
+      <w:r>
+        <w:rPr>
+          <w:rFonts w:ascii="Noto Sans" w:hAnsi="Noto Sans"/>
+        </w:rPr>
+      </w:r>
+    </w:p>
+    <w:p>
+      <w:pPr>
+        <w:pStyle w:val="BodyText"/>
         <w:jc w:val="both"/>
         <w:rPr>
           <w:rFonts w:ascii="Noto Sans" w:hAnsi="Noto Sans"/>
@@ -970,16 +915,21 @@
     </w:p>
     <w:p>
       <w:pPr>
-        <w:pStyle w:val="Corpodetexto"/>
-        <w:jc w:val="both"/>
-        <w:rPr>
-          <w:rFonts w:ascii="Noto Sans" w:hAnsi="Noto Sans"/>
-        </w:rPr>
-      </w:pPr>
-    </w:p>
-    <w:p>
-      <w:pPr>
-        <w:pStyle w:val="Corpodetexto"/>
+        <w:pStyle w:val="BodyText"/>
+        <w:jc w:val="both"/>
+        <w:rPr>
+          <w:rFonts w:ascii="Noto Sans" w:hAnsi="Noto Sans"/>
+        </w:rPr>
+      </w:pPr>
+      <w:r>
+        <w:rPr>
+          <w:rFonts w:ascii="Noto Sans" w:hAnsi="Noto Sans"/>
+        </w:rPr>
+      </w:r>
+    </w:p>
+    <w:p>
+      <w:pPr>
+        <w:pStyle w:val="BodyText"/>
         <w:jc w:val="both"/>
         <w:rPr>
           <w:rFonts w:ascii="Noto Sans" w:hAnsi="Noto Sans"/>
@@ -995,58 +945,61 @@
     </w:p>
     <w:p>
       <w:pPr>
-        <w:pStyle w:val="Corpodetexto"/>
-        <w:jc w:val="both"/>
-        <w:rPr>
-          <w:rFonts w:ascii="Noto Sans" w:hAnsi="Noto Sans"/>
-        </w:rPr>
-      </w:pPr>
-    </w:p>
-    <w:p>
-      <w:pPr>
-        <w:pStyle w:val="Corpodetexto"/>
-        <w:jc w:val="both"/>
-        <w:rPr>
-          <w:rFonts w:ascii="Noto Sans" w:hAnsi="Noto Sans"/>
-        </w:rPr>
-      </w:pPr>
-      <w:proofErr w:type="gramStart"/>
-      <w:r>
-        <w:rPr>
-          <w:rFonts w:ascii="Noto Sans" w:hAnsi="Noto Sans"/>
-        </w:rPr>
-        <w:t>“ {</w:t>
-      </w:r>
-      <w:proofErr w:type="spellStart"/>
-      <w:proofErr w:type="gramEnd"/>
-      <w:r>
-        <w:rPr>
-          <w:rFonts w:ascii="Noto Sans" w:hAnsi="Noto Sans"/>
-        </w:rPr>
-        <w:t>jurisprudencia</w:t>
-      </w:r>
-      <w:proofErr w:type="spellEnd"/>
-      <w:proofErr w:type="gramStart"/>
-      <w:r>
-        <w:rPr>
-          <w:rFonts w:ascii="Noto Sans" w:hAnsi="Noto Sans"/>
-        </w:rPr>
-        <w:t>} ”</w:t>
-      </w:r>
-      <w:proofErr w:type="gramEnd"/>
-    </w:p>
-    <w:p>
-      <w:pPr>
-        <w:pStyle w:val="Corpodetexto"/>
-        <w:jc w:val="both"/>
-        <w:rPr>
-          <w:rFonts w:ascii="Noto Sans" w:hAnsi="Noto Sans"/>
-        </w:rPr>
-      </w:pPr>
-    </w:p>
-    <w:p>
-      <w:pPr>
-        <w:pStyle w:val="Corpodetexto"/>
+        <w:pStyle w:val="BodyText"/>
+        <w:jc w:val="both"/>
+        <w:rPr>
+          <w:rFonts w:ascii="Noto Sans" w:hAnsi="Noto Sans"/>
+        </w:rPr>
+      </w:pPr>
+      <w:r>
+        <w:rPr>
+          <w:rFonts w:ascii="Noto Sans" w:hAnsi="Noto Sans"/>
+        </w:rPr>
+      </w:r>
+    </w:p>
+    <w:p>
+      <w:pPr>
+        <w:pStyle w:val="BodyText"/>
+        <w:widowControl/>
+        <w:suppressAutoHyphens w:val="true"/>
+        <w:bidi w:val="0"/>
+        <w:spacing w:lineRule="auto" w:line="276" w:before="0" w:after="140"/>
+        <w:ind w:hanging="0" w:start="2836" w:end="0"/>
+        <w:jc w:val="both"/>
+        <w:rPr>
+          <w:rFonts w:ascii="Noto Sans" w:hAnsi="Noto Sans"/>
+        </w:rPr>
+      </w:pPr>
+      <w:r>
+        <w:rPr>
+          <w:rFonts w:ascii="Noto Sans" w:hAnsi="Noto Sans"/>
+        </w:rPr>
+        <w:t xml:space="preserve">“ </w:t>
+      </w:r>
+      <w:r>
+        <w:rPr>
+          <w:rFonts w:ascii="Noto Sans" w:hAnsi="Noto Sans"/>
+        </w:rPr>
+        <w:t>{jurisprudencia} ”</w:t>
+      </w:r>
+    </w:p>
+    <w:p>
+      <w:pPr>
+        <w:pStyle w:val="BodyText"/>
+        <w:jc w:val="both"/>
+        <w:rPr>
+          <w:rFonts w:ascii="Noto Sans" w:hAnsi="Noto Sans"/>
+        </w:rPr>
+      </w:pPr>
+      <w:r>
+        <w:rPr>
+          <w:rFonts w:ascii="Noto Sans" w:hAnsi="Noto Sans"/>
+        </w:rPr>
+      </w:r>
+    </w:p>
+    <w:p>
+      <w:pPr>
+        <w:pStyle w:val="BodyText"/>
         <w:jc w:val="both"/>
         <w:rPr>
           <w:rFonts w:ascii="Noto Sans" w:hAnsi="Noto Sans"/>
@@ -1062,56 +1015,75 @@
     </w:p>
     <w:p>
       <w:pPr>
-        <w:pStyle w:val="Corpodetexto"/>
-        <w:jc w:val="both"/>
-        <w:rPr>
-          <w:rFonts w:ascii="Noto Sans" w:hAnsi="Noto Sans"/>
-        </w:rPr>
-      </w:pPr>
-    </w:p>
-    <w:p>
-      <w:pPr>
-        <w:pStyle w:val="Corpodetexto"/>
-        <w:jc w:val="both"/>
-        <w:rPr>
-          <w:rFonts w:ascii="Noto Sans" w:hAnsi="Noto Sans"/>
-        </w:rPr>
-      </w:pPr>
-      <w:proofErr w:type="gramStart"/>
-      <w:r>
-        <w:rPr>
-          <w:rFonts w:ascii="Noto Sans" w:hAnsi="Noto Sans"/>
-        </w:rPr>
-        <w:t>“ {</w:t>
-      </w:r>
-      <w:proofErr w:type="gramEnd"/>
-      <w:r>
-        <w:rPr>
-          <w:rFonts w:ascii="Noto Sans" w:hAnsi="Noto Sans"/>
-        </w:rPr>
-        <w:t>jurisprudencia_2</w:t>
-      </w:r>
-      <w:proofErr w:type="gramStart"/>
-      <w:r>
-        <w:rPr>
-          <w:rFonts w:ascii="Noto Sans" w:hAnsi="Noto Sans"/>
-        </w:rPr>
-        <w:t>} ”</w:t>
-      </w:r>
-      <w:proofErr w:type="gramEnd"/>
-    </w:p>
-    <w:p>
-      <w:pPr>
-        <w:pStyle w:val="Corpodetexto"/>
-        <w:jc w:val="both"/>
-        <w:rPr>
-          <w:rFonts w:ascii="Noto Sans" w:hAnsi="Noto Sans"/>
-        </w:rPr>
-      </w:pPr>
-    </w:p>
-    <w:p>
-      <w:pPr>
-        <w:pStyle w:val="Corpodetexto"/>
+        <w:pStyle w:val="BodyText"/>
+        <w:jc w:val="both"/>
+        <w:rPr>
+          <w:rFonts w:ascii="Noto Sans" w:hAnsi="Noto Sans"/>
+        </w:rPr>
+      </w:pPr>
+      <w:r>
+        <w:rPr>
+          <w:rFonts w:ascii="Noto Sans" w:hAnsi="Noto Sans"/>
+        </w:rPr>
+      </w:r>
+    </w:p>
+    <w:p>
+      <w:pPr>
+        <w:pStyle w:val="BodyText"/>
+        <w:widowControl/>
+        <w:suppressAutoHyphens w:val="true"/>
+        <w:bidi w:val="0"/>
+        <w:ind w:hanging="0" w:start="2836" w:end="0"/>
+        <w:jc w:val="both"/>
+        <w:rPr>
+          <w:rFonts w:ascii="Noto Sans" w:hAnsi="Noto Sans" w:eastAsia="Noto Serif CJK SC" w:cs="Noto Sans Devanagari"/>
+          <w:color w:val="auto"/>
+          <w:kern w:val="2"/>
+          <w:sz w:val="24"/>
+          <w:szCs w:val="24"/>
+          <w:lang w:val="pt-BR" w:eastAsia="zh-CN" w:bidi="hi-IN"/>
+        </w:rPr>
+      </w:pPr>
+      <w:r>
+        <w:rPr>
+          <w:rFonts w:eastAsia="Noto Serif CJK SC" w:cs="Noto Sans Devanagari" w:ascii="Noto Sans" w:hAnsi="Noto Sans"/>
+          <w:color w:val="auto"/>
+          <w:kern w:val="2"/>
+          <w:sz w:val="24"/>
+          <w:szCs w:val="24"/>
+          <w:lang w:val="pt-BR" w:eastAsia="zh-CN" w:bidi="hi-IN"/>
+        </w:rPr>
+        <w:t xml:space="preserve">“ </w:t>
+      </w:r>
+      <w:r>
+        <w:rPr>
+          <w:rFonts w:eastAsia="Noto Serif CJK SC" w:cs="Noto Sans Devanagari" w:ascii="Noto Sans" w:hAnsi="Noto Sans"/>
+          <w:color w:val="auto"/>
+          <w:kern w:val="2"/>
+          <w:sz w:val="24"/>
+          <w:szCs w:val="24"/>
+          <w:lang w:val="pt-BR" w:eastAsia="zh-CN" w:bidi="hi-IN"/>
+        </w:rPr>
+        <w:t>{jurisprudencia_2} ”</w:t>
+      </w:r>
+    </w:p>
+    <w:p>
+      <w:pPr>
+        <w:pStyle w:val="BodyText"/>
+        <w:jc w:val="both"/>
+        <w:rPr>
+          <w:rFonts w:ascii="Noto Sans" w:hAnsi="Noto Sans"/>
+        </w:rPr>
+      </w:pPr>
+      <w:r>
+        <w:rPr>
+          <w:rFonts w:ascii="Noto Sans" w:hAnsi="Noto Sans"/>
+        </w:rPr>
+      </w:r>
+    </w:p>
+    <w:p>
+      <w:pPr>
+        <w:pStyle w:val="BodyText"/>
         <w:jc w:val="both"/>
         <w:rPr>
           <w:rFonts w:ascii="Noto Sans" w:hAnsi="Noto Sans"/>
@@ -1127,101 +1099,117 @@
     </w:p>
     <w:p>
       <w:pPr>
-        <w:pStyle w:val="Corpodetexto"/>
-        <w:jc w:val="both"/>
-        <w:rPr>
-          <w:rFonts w:ascii="Noto Sans" w:hAnsi="Noto Sans"/>
-        </w:rPr>
-      </w:pPr>
-      <w:proofErr w:type="gramStart"/>
-      <w:r>
-        <w:rPr>
-          <w:rFonts w:ascii="Noto Sans" w:hAnsi="Noto Sans"/>
-        </w:rPr>
-        <w:t>“ {</w:t>
-      </w:r>
-      <w:proofErr w:type="gramEnd"/>
-      <w:r>
-        <w:rPr>
-          <w:rFonts w:ascii="Noto Sans" w:hAnsi="Noto Sans"/>
-        </w:rPr>
-        <w:t>jurisprudencia_3</w:t>
-      </w:r>
-      <w:proofErr w:type="gramStart"/>
-      <w:r>
-        <w:rPr>
-          <w:rFonts w:ascii="Noto Sans" w:hAnsi="Noto Sans"/>
-        </w:rPr>
-        <w:t>} ”</w:t>
-      </w:r>
-      <w:proofErr w:type="gramEnd"/>
-      <w:r>
-        <w:rPr>
-          <w:rFonts w:ascii="Noto Sans" w:hAnsi="Noto Sans"/>
-        </w:rPr>
-        <w:t xml:space="preserve"> </w:t>
-      </w:r>
-    </w:p>
-    <w:p>
-      <w:pPr>
-        <w:pStyle w:val="Corpodetexto"/>
-        <w:jc w:val="both"/>
-        <w:rPr>
-          <w:rFonts w:ascii="Noto Sans" w:hAnsi="Noto Sans"/>
-        </w:rPr>
-      </w:pPr>
-      <w:proofErr w:type="gramStart"/>
-      <w:r>
-        <w:rPr>
-          <w:rFonts w:ascii="Noto Sans" w:hAnsi="Noto Sans"/>
-        </w:rPr>
-        <w:t>“ {</w:t>
-      </w:r>
-      <w:proofErr w:type="gramEnd"/>
-      <w:r>
-        <w:rPr>
-          <w:rFonts w:ascii="Noto Sans" w:hAnsi="Noto Sans"/>
-        </w:rPr>
-        <w:t>jurisprudencia_4</w:t>
-      </w:r>
-      <w:proofErr w:type="gramStart"/>
-      <w:r>
-        <w:rPr>
-          <w:rFonts w:ascii="Noto Sans" w:hAnsi="Noto Sans"/>
-        </w:rPr>
-        <w:t>} ”</w:t>
-      </w:r>
-      <w:proofErr w:type="gramEnd"/>
-    </w:p>
-    <w:p>
-      <w:pPr>
-        <w:pStyle w:val="Corpodetexto"/>
-        <w:jc w:val="both"/>
-        <w:rPr>
-          <w:rFonts w:ascii="Noto Sans" w:hAnsi="Noto Sans"/>
-        </w:rPr>
-      </w:pPr>
-    </w:p>
-    <w:p>
-      <w:pPr>
-        <w:pStyle w:val="Corpodetexto"/>
-        <w:jc w:val="both"/>
-        <w:rPr>
-          <w:rFonts w:ascii="Noto Sans" w:hAnsi="Noto Sans"/>
-        </w:rPr>
-      </w:pPr>
-      <w:r>
-        <w:rPr>
-          <w:rFonts w:ascii="Noto Sans" w:hAnsi="Noto Sans"/>
-        </w:rPr>
-        <w:lastRenderedPageBreak/>
+        <w:pStyle w:val="BodyText"/>
+        <w:widowControl/>
+        <w:suppressAutoHyphens w:val="true"/>
+        <w:bidi w:val="0"/>
+        <w:ind w:hanging="0" w:start="2836" w:end="0"/>
+        <w:jc w:val="both"/>
+        <w:rPr>
+          <w:rFonts w:ascii="Noto Sans" w:hAnsi="Noto Sans" w:eastAsia="Noto Serif CJK SC" w:cs="Noto Sans Devanagari"/>
+          <w:color w:val="auto"/>
+          <w:kern w:val="2"/>
+          <w:sz w:val="24"/>
+          <w:szCs w:val="24"/>
+          <w:lang w:val="pt-BR" w:eastAsia="zh-CN" w:bidi="hi-IN"/>
+        </w:rPr>
+      </w:pPr>
+      <w:r>
+        <w:rPr>
+          <w:rFonts w:eastAsia="Noto Serif CJK SC" w:cs="Noto Sans Devanagari" w:ascii="Noto Sans" w:hAnsi="Noto Sans"/>
+          <w:color w:val="auto"/>
+          <w:kern w:val="2"/>
+          <w:sz w:val="24"/>
+          <w:szCs w:val="24"/>
+          <w:lang w:val="pt-BR" w:eastAsia="zh-CN" w:bidi="hi-IN"/>
+        </w:rPr>
+        <w:t xml:space="preserve">“ </w:t>
+      </w:r>
+      <w:r>
+        <w:rPr>
+          <w:rFonts w:eastAsia="Noto Serif CJK SC" w:cs="Noto Sans Devanagari" w:ascii="Noto Sans" w:hAnsi="Noto Sans"/>
+          <w:color w:val="auto"/>
+          <w:kern w:val="2"/>
+          <w:sz w:val="24"/>
+          <w:szCs w:val="24"/>
+          <w:lang w:val="pt-BR" w:eastAsia="zh-CN" w:bidi="hi-IN"/>
+        </w:rPr>
+        <w:t xml:space="preserve">{jurisprudencia_3} ” </w:t>
+      </w:r>
+    </w:p>
+    <w:p>
+      <w:pPr>
+        <w:pStyle w:val="BodyText"/>
+        <w:widowControl/>
+        <w:suppressAutoHyphens w:val="true"/>
+        <w:bidi w:val="0"/>
+        <w:ind w:hanging="0" w:start="2836" w:end="0"/>
+        <w:jc w:val="both"/>
+        <w:rPr>
+          <w:rFonts w:ascii="Noto Sans" w:hAnsi="Noto Sans" w:eastAsia="Noto Serif CJK SC" w:cs="Noto Sans Devanagari"/>
+          <w:color w:val="auto"/>
+          <w:kern w:val="2"/>
+          <w:sz w:val="24"/>
+          <w:szCs w:val="24"/>
+          <w:lang w:val="pt-BR" w:eastAsia="zh-CN" w:bidi="hi-IN"/>
+        </w:rPr>
+      </w:pPr>
+      <w:r>
+        <w:rPr>
+          <w:rFonts w:eastAsia="Noto Serif CJK SC" w:cs="Noto Sans Devanagari" w:ascii="Noto Sans" w:hAnsi="Noto Sans"/>
+          <w:color w:val="auto"/>
+          <w:kern w:val="2"/>
+          <w:sz w:val="24"/>
+          <w:szCs w:val="24"/>
+          <w:lang w:val="pt-BR" w:eastAsia="zh-CN" w:bidi="hi-IN"/>
+        </w:rPr>
+        <w:t xml:space="preserve">“ </w:t>
+      </w:r>
+      <w:r>
+        <w:rPr>
+          <w:rFonts w:eastAsia="Noto Serif CJK SC" w:cs="Noto Sans Devanagari" w:ascii="Noto Sans" w:hAnsi="Noto Sans"/>
+          <w:color w:val="auto"/>
+          <w:kern w:val="2"/>
+          <w:sz w:val="24"/>
+          <w:szCs w:val="24"/>
+          <w:lang w:val="pt-BR" w:eastAsia="zh-CN" w:bidi="hi-IN"/>
+        </w:rPr>
+        <w:t>{jurisprudencia_4} ”</w:t>
+      </w:r>
+    </w:p>
+    <w:p>
+      <w:pPr>
+        <w:pStyle w:val="BodyText"/>
+        <w:jc w:val="both"/>
+        <w:rPr>
+          <w:rFonts w:ascii="Noto Sans" w:hAnsi="Noto Sans"/>
+        </w:rPr>
+      </w:pPr>
+      <w:r>
+        <w:rPr>
+          <w:rFonts w:ascii="Noto Sans" w:hAnsi="Noto Sans"/>
+        </w:rPr>
+      </w:r>
+    </w:p>
+    <w:p>
+      <w:pPr>
+        <w:pStyle w:val="BodyText"/>
+        <w:jc w:val="both"/>
+        <w:rPr>
+          <w:rFonts w:ascii="Noto Sans" w:hAnsi="Noto Sans"/>
+        </w:rPr>
+      </w:pPr>
+      <w:r>
+        <w:rPr>
+          <w:rFonts w:ascii="Noto Sans" w:hAnsi="Noto Sans"/>
+        </w:rPr>
         <w:tab/>
         <w:t>Fica evidente, portanto, que a sentença não merece qualquer reforma, devendo ser mantida incólume por seus próprios e escorreitos fundamentos.</w:t>
       </w:r>
     </w:p>
     <w:p>
       <w:pPr>
-        <w:pStyle w:val="Corpodetexto"/>
+        <w:pStyle w:val="BodyText"/>
         <w:jc w:val="both"/>
         <w:rPr>
           <w:rFonts w:ascii="Noto Sans" w:hAnsi="Noto Sans"/>
@@ -1238,7 +1226,7 @@
     </w:p>
     <w:p>
       <w:pPr>
-        <w:pStyle w:val="Corpodetexto"/>
+        <w:pStyle w:val="BodyText"/>
         <w:jc w:val="both"/>
         <w:rPr>
           <w:rFonts w:ascii="Noto Sans" w:hAnsi="Noto Sans"/>
@@ -1254,17 +1242,22 @@
     </w:p>
     <w:p>
       <w:pPr>
-        <w:pStyle w:val="Corpodetexto"/>
-        <w:jc w:val="both"/>
-        <w:rPr>
-          <w:rFonts w:ascii="Noto Sans" w:hAnsi="Noto Sans"/>
-        </w:rPr>
-      </w:pPr>
-    </w:p>
-    <w:p>
-      <w:pPr>
-        <w:pStyle w:val="Corpodetexto"/>
-        <w:ind w:left="2211"/>
+        <w:pStyle w:val="BodyText"/>
+        <w:jc w:val="both"/>
+        <w:rPr>
+          <w:rFonts w:ascii="Noto Sans" w:hAnsi="Noto Sans"/>
+        </w:rPr>
+      </w:pPr>
+      <w:r>
+        <w:rPr>
+          <w:rFonts w:ascii="Noto Sans" w:hAnsi="Noto Sans"/>
+        </w:rPr>
+      </w:r>
+    </w:p>
+    <w:p>
+      <w:pPr>
+        <w:pStyle w:val="BodyText"/>
+        <w:ind w:start="2211"/>
         <w:jc w:val="both"/>
         <w:rPr>
           <w:rFonts w:ascii="Noto Sans" w:hAnsi="Noto Sans"/>
@@ -1292,8 +1285,8 @@
     </w:p>
     <w:p>
       <w:pPr>
-        <w:pStyle w:val="Corpodetexto"/>
-        <w:ind w:left="2211"/>
+        <w:pStyle w:val="BodyText"/>
+        <w:ind w:start="2211"/>
         <w:jc w:val="both"/>
         <w:rPr>
           <w:rFonts w:ascii="Noto Sans" w:hAnsi="Noto Sans"/>
@@ -1316,62 +1309,21 @@
         <w:rPr>
           <w:rFonts w:ascii="Noto Sans" w:hAnsi="Noto Sans"/>
         </w:rPr>
-        <w:t xml:space="preserve"> ao Recurso Inominado interposto por {</w:t>
-      </w:r>
-      <w:proofErr w:type="spellStart"/>
-      <w:r>
-        <w:rPr>
-          <w:rFonts w:ascii="Noto Sans" w:hAnsi="Noto Sans"/>
-        </w:rPr>
-        <w:t>nome_reu</w:t>
-      </w:r>
-      <w:proofErr w:type="spellEnd"/>
-      <w:r>
-        <w:rPr>
-          <w:rFonts w:ascii="Noto Sans" w:hAnsi="Noto Sans"/>
-        </w:rPr>
-        <w:t>}, mantendo-se integralmente a r. sentença proferida no evento {</w:t>
-      </w:r>
-      <w:proofErr w:type="spellStart"/>
-      <w:r>
-        <w:rPr>
-          <w:rFonts w:ascii="Noto Sans" w:hAnsi="Noto Sans"/>
-        </w:rPr>
-        <w:t>id_decisao</w:t>
-      </w:r>
-      <w:proofErr w:type="spellEnd"/>
-      <w:r>
-        <w:rPr>
-          <w:rFonts w:ascii="Noto Sans" w:hAnsi="Noto Sans"/>
-        </w:rPr>
-        <w:t xml:space="preserve">}; </w:t>
-      </w:r>
-    </w:p>
-    <w:p>
-      <w:pPr>
-        <w:pStyle w:val="Corpodetexto"/>
-        <w:ind w:left="2211"/>
-        <w:jc w:val="both"/>
-      </w:pPr>
-      <w:r>
-        <w:rPr>
-          <w:rFonts w:ascii="Noto Sans" w:hAnsi="Noto Sans"/>
-        </w:rPr>
-        <w:t>c) A condenação da Recorrente ao pagamento das custas processuais e dos honorários advocatícios, observada a seguinte previsão e base de cálculo: {</w:t>
-      </w:r>
-      <w:proofErr w:type="spellStart"/>
-      <w:r>
-        <w:rPr>
-          <w:rFonts w:ascii="Noto Sans" w:hAnsi="Noto Sans"/>
-        </w:rPr>
-        <w:t>honorarios</w:t>
-      </w:r>
-      <w:proofErr w:type="spellEnd"/>
-      <w:r>
-        <w:rPr>
-          <w:rFonts w:ascii="Noto Sans" w:hAnsi="Noto Sans"/>
-        </w:rPr>
-        <w:t xml:space="preserve">}, com fulcro no art. 55, </w:t>
+        <w:t xml:space="preserve"> ao Recurso Inominado interposto por {nome_reu}, mantendo-se integralmente a r. sentença proferida no evento {id_decisao}; </w:t>
+      </w:r>
+    </w:p>
+    <w:p>
+      <w:pPr>
+        <w:pStyle w:val="BodyText"/>
+        <w:ind w:start="2211"/>
+        <w:jc w:val="both"/>
+        <w:rPr/>
+      </w:pPr>
+      <w:r>
+        <w:rPr>
+          <w:rFonts w:ascii="Noto Sans" w:hAnsi="Noto Sans"/>
+        </w:rPr>
+        <w:t xml:space="preserve">c) A condenação da Recorrente ao pagamento das custas processuais e dos honorários advocatícios, observada a seguinte previsão e base de cálculo: {honorarios}, com fulcro no art. 55, </w:t>
       </w:r>
       <w:r>
         <w:rPr>
@@ -1389,27 +1341,37 @@
     </w:p>
     <w:p>
       <w:pPr>
-        <w:pStyle w:val="Corpodetexto"/>
-        <w:ind w:left="2211"/>
-        <w:jc w:val="both"/>
-        <w:rPr>
-          <w:rFonts w:ascii="Noto Sans" w:hAnsi="Noto Sans"/>
-        </w:rPr>
-      </w:pPr>
-    </w:p>
-    <w:p>
-      <w:pPr>
-        <w:pStyle w:val="Corpodetexto"/>
-        <w:ind w:left="2211"/>
-        <w:jc w:val="both"/>
-        <w:rPr>
-          <w:rFonts w:ascii="Noto Sans" w:hAnsi="Noto Sans"/>
-        </w:rPr>
-      </w:pPr>
-    </w:p>
-    <w:p>
-      <w:pPr>
-        <w:pStyle w:val="Corpodetexto"/>
+        <w:pStyle w:val="BodyText"/>
+        <w:ind w:start="2211"/>
+        <w:jc w:val="both"/>
+        <w:rPr>
+          <w:rFonts w:ascii="Noto Sans" w:hAnsi="Noto Sans"/>
+        </w:rPr>
+      </w:pPr>
+      <w:r>
+        <w:rPr>
+          <w:rFonts w:ascii="Noto Sans" w:hAnsi="Noto Sans"/>
+        </w:rPr>
+      </w:r>
+    </w:p>
+    <w:p>
+      <w:pPr>
+        <w:pStyle w:val="BodyText"/>
+        <w:ind w:start="2211"/>
+        <w:jc w:val="both"/>
+        <w:rPr>
+          <w:rFonts w:ascii="Noto Sans" w:hAnsi="Noto Sans"/>
+        </w:rPr>
+      </w:pPr>
+      <w:r>
+        <w:rPr>
+          <w:rFonts w:ascii="Noto Sans" w:hAnsi="Noto Sans"/>
+        </w:rPr>
+      </w:r>
+    </w:p>
+    <w:p>
+      <w:pPr>
+        <w:pStyle w:val="BodyText"/>
         <w:jc w:val="center"/>
         <w:rPr>
           <w:rFonts w:ascii="Noto Sans" w:hAnsi="Noto Sans"/>
@@ -1424,7 +1386,7 @@
     </w:p>
     <w:p>
       <w:pPr>
-        <w:pStyle w:val="Corpodetexto"/>
+        <w:pStyle w:val="BodyText"/>
         <w:jc w:val="center"/>
         <w:rPr>
           <w:rFonts w:ascii="Noto Sans" w:hAnsi="Noto Sans"/>
@@ -1439,37 +1401,23 @@
     </w:p>
     <w:p>
       <w:pPr>
-        <w:pStyle w:val="Corpodetexto"/>
-        <w:jc w:val="right"/>
-        <w:rPr>
-          <w:rFonts w:ascii="Noto Sans" w:hAnsi="Noto Sans"/>
-        </w:rPr>
-      </w:pPr>
-      <w:r>
-        <w:rPr>
-          <w:rFonts w:ascii="Noto Sans" w:hAnsi="Noto Sans"/>
-        </w:rPr>
-        <w:t>Brasília – DF, {</w:t>
-      </w:r>
-      <w:proofErr w:type="spellStart"/>
-      <w:r>
-        <w:rPr>
-          <w:rFonts w:ascii="Noto Sans" w:hAnsi="Noto Sans"/>
-        </w:rPr>
-        <w:t>data_hoje</w:t>
-      </w:r>
-      <w:proofErr w:type="spellEnd"/>
-      <w:r>
-        <w:rPr>
-          <w:rFonts w:ascii="Noto Sans" w:hAnsi="Noto Sans"/>
-        </w:rPr>
-        <w:t>}.</w:t>
-      </w:r>
-    </w:p>
-    <w:p>
-      <w:pPr>
-        <w:pStyle w:val="Corpodetexto"/>
-        <w:spacing w:after="83"/>
+        <w:pStyle w:val="BodyText"/>
+        <w:jc w:val="end"/>
+        <w:rPr>
+          <w:rFonts w:ascii="Noto Sans" w:hAnsi="Noto Sans"/>
+        </w:rPr>
+      </w:pPr>
+      <w:r>
+        <w:rPr>
+          <w:rFonts w:ascii="Noto Sans" w:hAnsi="Noto Sans"/>
+        </w:rPr>
+        <w:t>Brasília – DF, {data_hoje}.</w:t>
+      </w:r>
+    </w:p>
+    <w:p>
+      <w:pPr>
+        <w:pStyle w:val="BodyText"/>
+        <w:spacing w:before="0" w:after="83"/>
         <w:jc w:val="center"/>
         <w:rPr>
           <w:rFonts w:ascii="Noto Sans" w:hAnsi="Noto Sans"/>
@@ -1488,8 +1436,8 @@
     </w:p>
     <w:p>
       <w:pPr>
-        <w:pStyle w:val="Corpodetexto"/>
-        <w:spacing w:after="83"/>
+        <w:pStyle w:val="BodyText"/>
+        <w:spacing w:before="0" w:after="83"/>
         <w:jc w:val="center"/>
         <w:rPr>
           <w:rFonts w:ascii="Noto Sans" w:hAnsi="Noto Sans"/>
@@ -1499,23 +1447,34 @@
         <w:rPr>
           <w:rFonts w:ascii="Noto Sans" w:hAnsi="Noto Sans"/>
         </w:rPr>
-        <w:t xml:space="preserve"> OAB-DF 36.635</w:t>
-      </w:r>
-    </w:p>
-    <w:p>
-      <w:pPr>
-        <w:pStyle w:val="Corpodetexto"/>
-        <w:spacing w:after="83"/>
+        <w:t xml:space="preserve"> </w:t>
+      </w:r>
+      <w:r>
+        <w:rPr>
+          <w:rFonts w:ascii="Noto Sans" w:hAnsi="Noto Sans"/>
+        </w:rPr>
+        <w:t>OAB-DF 36.635</w:t>
+      </w:r>
+    </w:p>
+    <w:p>
+      <w:pPr>
+        <w:pStyle w:val="BodyText"/>
+        <w:spacing w:before="0" w:after="83"/>
         <w:jc w:val="center"/>
         <w:rPr>
           <w:rFonts w:ascii="Noto Sans" w:hAnsi="Noto Sans"/>
         </w:rPr>
       </w:pPr>
-    </w:p>
-    <w:p>
-      <w:pPr>
-        <w:pStyle w:val="Corpodetexto"/>
-        <w:spacing w:after="83"/>
+      <w:r>
+        <w:rPr>
+          <w:rFonts w:ascii="Noto Sans" w:hAnsi="Noto Sans"/>
+        </w:rPr>
+      </w:r>
+    </w:p>
+    <w:p>
+      <w:pPr>
+        <w:pStyle w:val="BodyText"/>
+        <w:spacing w:before="0" w:after="83"/>
         <w:jc w:val="center"/>
         <w:rPr>
           <w:rFonts w:ascii="Noto Sans" w:hAnsi="Noto Sans"/>
@@ -1534,8 +1493,8 @@
     </w:p>
     <w:p>
       <w:pPr>
-        <w:pStyle w:val="Corpodetexto"/>
-        <w:spacing w:after="83"/>
+        <w:pStyle w:val="BodyText"/>
+        <w:spacing w:before="0" w:after="83"/>
         <w:jc w:val="center"/>
         <w:rPr>
           <w:rFonts w:ascii="Noto Sans" w:hAnsi="Noto Sans"/>
@@ -1545,83 +1504,84 @@
         <w:rPr>
           <w:rFonts w:ascii="Noto Sans" w:hAnsi="Noto Sans"/>
         </w:rPr>
-        <w:t xml:space="preserve"> OAB-DF 46.323</w:t>
+        <w:t xml:space="preserve"> </w:t>
+      </w:r>
+      <w:r>
+        <w:rPr>
+          <w:rFonts w:ascii="Noto Sans" w:hAnsi="Noto Sans"/>
+        </w:rPr>
+        <w:t>OAB-DF 46.323</w:t>
       </w:r>
     </w:p>
     <w:sectPr>
-      <w:headerReference w:type="even" r:id="rId6"/>
-      <w:headerReference w:type="default" r:id="rId7"/>
-      <w:footerReference w:type="even" r:id="rId8"/>
-      <w:footerReference w:type="default" r:id="rId9"/>
-      <w:headerReference w:type="first" r:id="rId10"/>
-      <w:footerReference w:type="first" r:id="rId11"/>
+      <w:headerReference w:type="even" r:id="rId2"/>
+      <w:headerReference w:type="default" r:id="rId3"/>
+      <w:headerReference w:type="first" r:id="rId4"/>
+      <w:footerReference w:type="even" r:id="rId5"/>
+      <w:footerReference w:type="default" r:id="rId6"/>
+      <w:footerReference w:type="first" r:id="rId7"/>
+      <w:type w:val="nextPage"/>
       <w:pgSz w:w="11906" w:h="16838"/>
-      <w:pgMar w:top="1693" w:right="1134" w:bottom="1693" w:left="1134" w:header="1134" w:footer="1134" w:gutter="0"/>
-      <w:cols w:space="720"/>
-      <w:formProt w:val="0"/>
-      <w:docGrid w:linePitch="100"/>
+      <w:pgMar w:left="1134" w:right="1134" w:gutter="0" w:header="1134" w:top="1693" w:footer="1134" w:bottom="1693"/>
+      <w:pgNumType w:fmt="decimal"/>
+      <w:formProt w:val="false"/>
+      <w:textDirection w:val="lrTb"/>
+      <w:docGrid w:type="default" w:linePitch="100" w:charSpace="0"/>
     </w:sectPr>
   </w:body>
 </w:document>
 </file>
 
-<file path=word/endnotes.xml><?xml version="1.0" encoding="utf-8"?>
-<w:endnotes xmlns:wpc="http://schemas.microsoft.com/office/word/2010/wordprocessingCanvas" xmlns:cx="http://schemas.microsoft.com/office/drawing/2014/chartex" xmlns:cx1="http://schemas.microsoft.com/office/drawing/2015/9/8/chartex" xmlns:cx2="http://schemas.microsoft.com/office/drawing/2015/10/21/chartex" xmlns:cx3="http://schemas.microsoft.com/office/drawing/2016/5/9/chartex" xmlns:cx4="http://schemas.microsoft.com/office/drawing/2016/5/10/chartex" xmlns:cx5="http://schemas.microsoft.com/office/drawing/2016/5/11/chartex" xmlns:cx6="http://schemas.microsoft.com/office/drawing/2016/5/12/chartex" xmlns:cx7="http://schemas.microsoft.com/office/drawing/2016/5/13/chartex" xmlns:cx8="http://schemas.microsoft.com/office/drawing/2016/5/14/chartex" xmlns:mc="http://schemas.openxmlformats.org/markup-compatibility/2006" xmlns:aink="http://schemas.microsoft.com/office/drawing/2016/ink" xmlns:am3d="http://schemas.microsoft.com/office/drawing/2017/model3d" xmlns:o="urn:schemas-microsoft-com:office:office" xmlns:oel="http://schemas.microsoft.com/office/2019/extlst" xmlns:r="http://schemas.openxmlformats.org/officeDocument/2006/relationships" xmlns:m="http://schemas.openxmlformats.org/officeDocument/2006/math" xmlns:v="urn:schemas-microsoft-com:vml" xmlns:wp14="http://schemas.microsoft.com/office/word/2010/wordprocessingDrawing" xmlns:wp="http://schemas.openxmlformats.org/drawingml/2006/wordprocessingDrawing" xmlns:w10="urn:schemas-microsoft-com:office:word" xmlns:w="http://schemas.openxmlformats.org/wordprocessingml/2006/main" xmlns:w14="http://schemas.microsoft.com/office/word/2010/wordml" xmlns:w15="http://schemas.microsoft.com/office/word/2012/wordml" xmlns:w16cex="http://schemas.microsoft.com/office/word/2018/wordml/cex" xmlns:w16cid="http://schemas.microsoft.com/office/word/2016/wordml/cid" xmlns:w16="http://schemas.microsoft.com/office/word/2018/wordml" xmlns:w16du="http://schemas.microsoft.com/office/word/2023/wordml/word16du" xmlns:w16sdtdh="http://schemas.microsoft.com/office/word/2020/wordml/sdtdatahash" xmlns:w16sdtfl="http://schemas.microsoft.com/office/word/2024/wordml/sdtformatlock" xmlns:w16se="http://schemas.microsoft.com/office/word/2015/wordml/symex" xmlns:wpg="http://schemas.microsoft.com/office/word/2010/wordprocessingGroup" xmlns:wpi="http://schemas.microsoft.com/office/word/2010/wordprocessingInk" xmlns:wne="http://schemas.microsoft.com/office/word/2006/wordml" xmlns:wps="http://schemas.microsoft.com/office/word/2010/wordprocessingShape" mc:Ignorable="w14 w15 w16se w16cid w16 w16cex w16sdtdh w16sdtfl w16du wp14">
-  <w:endnote w:type="separator" w:id="-1">
-    <w:p>
-      <w:r>
-        <w:separator/>
-      </w:r>
-    </w:p>
-  </w:endnote>
-  <w:endnote w:type="continuationSeparator" w:id="0">
-    <w:p>
-      <w:r>
-        <w:continuationSeparator/>
-      </w:r>
-    </w:p>
-  </w:endnote>
-</w:endnotes>
-</file>
-
 <file path=word/footer1.xml><?xml version="1.0" encoding="utf-8"?>
-<w:ftr xmlns:wpc="http://schemas.microsoft.com/office/word/2010/wordprocessingCanvas" xmlns:cx="http://schemas.microsoft.com/office/drawing/2014/chartex" xmlns:cx1="http://schemas.microsoft.com/office/drawing/2015/9/8/chartex" xmlns:cx2="http://schemas.microsoft.com/office/drawing/2015/10/21/chartex" xmlns:cx3="http://schemas.microsoft.com/office/drawing/2016/5/9/chartex" xmlns:cx4="http://schemas.microsoft.com/office/drawing/2016/5/10/chartex" xmlns:cx5="http://schemas.microsoft.com/office/drawing/2016/5/11/chartex" xmlns:cx6="http://schemas.microsoft.com/office/drawing/2016/5/12/chartex" xmlns:cx7="http://schemas.microsoft.com/office/drawing/2016/5/13/chartex" xmlns:cx8="http://schemas.microsoft.com/office/drawing/2016/5/14/chartex" xmlns:mc="http://schemas.openxmlformats.org/markup-compatibility/2006" xmlns:aink="http://schemas.microsoft.com/office/drawing/2016/ink" xmlns:am3d="http://schemas.microsoft.com/office/drawing/2017/model3d" xmlns:o="urn:schemas-microsoft-com:office:office" xmlns:oel="http://schemas.microsoft.com/office/2019/extlst" xmlns:r="http://schemas.openxmlformats.org/officeDocument/2006/relationships" xmlns:m="http://schemas.openxmlformats.org/officeDocument/2006/math" xmlns:v="urn:schemas-microsoft-com:vml" xmlns:wp14="http://schemas.microsoft.com/office/word/2010/wordprocessingDrawing" xmlns:wp="http://schemas.openxmlformats.org/drawingml/2006/wordprocessingDrawing" xmlns:w10="urn:schemas-microsoft-com:office:word" xmlns:w="http://schemas.openxmlformats.org/wordprocessingml/2006/main" xmlns:w14="http://schemas.microsoft.com/office/word/2010/wordml" xmlns:w15="http://schemas.microsoft.com/office/word/2012/wordml" xmlns:w16cex="http://schemas.microsoft.com/office/word/2018/wordml/cex" xmlns:w16cid="http://schemas.microsoft.com/office/word/2016/wordml/cid" xmlns:w16="http://schemas.microsoft.com/office/word/2018/wordml" xmlns:w16du="http://schemas.microsoft.com/office/word/2023/wordml/word16du" xmlns:w16sdtdh="http://schemas.microsoft.com/office/word/2020/wordml/sdtdatahash" xmlns:w16sdtfl="http://schemas.microsoft.com/office/word/2024/wordml/sdtformatlock" xmlns:w16se="http://schemas.microsoft.com/office/word/2015/wordml/symex" xmlns:wpg="http://schemas.microsoft.com/office/word/2010/wordprocessingGroup" xmlns:wpi="http://schemas.microsoft.com/office/word/2010/wordprocessingInk" xmlns:wne="http://schemas.microsoft.com/office/word/2006/wordml" xmlns:wps="http://schemas.microsoft.com/office/word/2010/wordprocessingShape" mc:Ignorable="w14 w15 w16se w16cid w16 w16cex w16sdtdh w16sdtfl w16du wp14">
+<w:ftr xmlns:o="urn:schemas-microsoft-com:office:office" xmlns:r="http://schemas.openxmlformats.org/officeDocument/2006/relationships" xmlns:v="urn:schemas-microsoft-com:vml" xmlns:w="http://schemas.openxmlformats.org/wordprocessingml/2006/main" xmlns:w10="urn:schemas-microsoft-com:office:word" xmlns:wp="http://schemas.openxmlformats.org/drawingml/2006/wordprocessingDrawing" xmlns:pic="http://schemas.openxmlformats.org/drawingml/2006/picture" xmlns:wps="http://schemas.microsoft.com/office/word/2010/wordprocessingShape" xmlns:wpg="http://schemas.microsoft.com/office/word/2010/wordprocessingGroup" xmlns:mc="http://schemas.openxmlformats.org/markup-compatibility/2006" xmlns:wp14="http://schemas.microsoft.com/office/word/2010/wordprocessingDrawing" xmlns:w14="http://schemas.microsoft.com/office/word/2010/wordml" xmlns:w15="http://schemas.microsoft.com/office/word/2012/wordml" mc:Ignorable="w14 wp14 w15">
   <w:p>
     <w:pPr>
-      <w:pStyle w:val="Rodap"/>
-    </w:pPr>
+      <w:pStyle w:val="Footer"/>
+      <w:rPr/>
+    </w:pPr>
+    <w:r>
+      <w:rPr/>
+    </w:r>
   </w:p>
 </w:ftr>
 </file>
 
 <file path=word/footer2.xml><?xml version="1.0" encoding="utf-8"?>
-<w:ftr xmlns:wpc="http://schemas.microsoft.com/office/word/2010/wordprocessingCanvas" xmlns:cx="http://schemas.microsoft.com/office/drawing/2014/chartex" xmlns:cx1="http://schemas.microsoft.com/office/drawing/2015/9/8/chartex" xmlns:cx2="http://schemas.microsoft.com/office/drawing/2015/10/21/chartex" xmlns:cx3="http://schemas.microsoft.com/office/drawing/2016/5/9/chartex" xmlns:cx4="http://schemas.microsoft.com/office/drawing/2016/5/10/chartex" xmlns:cx5="http://schemas.microsoft.com/office/drawing/2016/5/11/chartex" xmlns:cx6="http://schemas.microsoft.com/office/drawing/2016/5/12/chartex" xmlns:cx7="http://schemas.microsoft.com/office/drawing/2016/5/13/chartex" xmlns:cx8="http://schemas.microsoft.com/office/drawing/2016/5/14/chartex" xmlns:mc="http://schemas.openxmlformats.org/markup-compatibility/2006" xmlns:aink="http://schemas.microsoft.com/office/drawing/2016/ink" xmlns:am3d="http://schemas.microsoft.com/office/drawing/2017/model3d" xmlns:o="urn:schemas-microsoft-com:office:office" xmlns:oel="http://schemas.microsoft.com/office/2019/extlst" xmlns:r="http://schemas.openxmlformats.org/officeDocument/2006/relationships" xmlns:m="http://schemas.openxmlformats.org/officeDocument/2006/math" xmlns:v="urn:schemas-microsoft-com:vml" xmlns:wp14="http://schemas.microsoft.com/office/word/2010/wordprocessingDrawing" xmlns:wp="http://schemas.openxmlformats.org/drawingml/2006/wordprocessingDrawing" xmlns:w10="urn:schemas-microsoft-com:office:word" xmlns:w="http://schemas.openxmlformats.org/wordprocessingml/2006/main" xmlns:w14="http://schemas.microsoft.com/office/word/2010/wordml" xmlns:w15="http://schemas.microsoft.com/office/word/2012/wordml" xmlns:w16cex="http://schemas.microsoft.com/office/word/2018/wordml/cex" xmlns:w16cid="http://schemas.microsoft.com/office/word/2016/wordml/cid" xmlns:w16="http://schemas.microsoft.com/office/word/2018/wordml" xmlns:w16du="http://schemas.microsoft.com/office/word/2023/wordml/word16du" xmlns:w16sdtdh="http://schemas.microsoft.com/office/word/2020/wordml/sdtdatahash" xmlns:w16sdtfl="http://schemas.microsoft.com/office/word/2024/wordml/sdtformatlock" xmlns:w16se="http://schemas.microsoft.com/office/word/2015/wordml/symex" xmlns:wpg="http://schemas.microsoft.com/office/word/2010/wordprocessingGroup" xmlns:wpi="http://schemas.microsoft.com/office/word/2010/wordprocessingInk" xmlns:wne="http://schemas.microsoft.com/office/word/2006/wordml" xmlns:wps="http://schemas.microsoft.com/office/word/2010/wordprocessingShape" mc:Ignorable="w14 w15 w16se w16cid w16 w16cex w16sdtdh w16sdtfl w16du wp14">
+<w:ftr xmlns:o="urn:schemas-microsoft-com:office:office" xmlns:r="http://schemas.openxmlformats.org/officeDocument/2006/relationships" xmlns:v="urn:schemas-microsoft-com:vml" xmlns:w="http://schemas.openxmlformats.org/wordprocessingml/2006/main" xmlns:w10="urn:schemas-microsoft-com:office:word" xmlns:wp="http://schemas.openxmlformats.org/drawingml/2006/wordprocessingDrawing" xmlns:pic="http://schemas.openxmlformats.org/drawingml/2006/picture" xmlns:wps="http://schemas.microsoft.com/office/word/2010/wordprocessingShape" xmlns:wpg="http://schemas.microsoft.com/office/word/2010/wordprocessingGroup" xmlns:mc="http://schemas.openxmlformats.org/markup-compatibility/2006" xmlns:wp14="http://schemas.microsoft.com/office/word/2010/wordprocessingDrawing" xmlns:w14="http://schemas.microsoft.com/office/word/2010/wordml" xmlns:w15="http://schemas.microsoft.com/office/word/2012/wordml" mc:Ignorable="w14 wp14 w15">
   <w:p>
     <w:pPr>
-      <w:pStyle w:val="Rodap"/>
-      <w:jc w:val="right"/>
+      <w:pStyle w:val="Footer"/>
+      <w:jc w:val="end"/>
+      <w:rPr/>
     </w:pPr>
     <w:r>
+      <w:rPr/>
       <w:fldChar w:fldCharType="begin"/>
     </w:r>
     <w:r>
+      <w:rPr/>
       <w:instrText xml:space="preserve"> PAGE </w:instrText>
     </w:r>
     <w:r>
+      <w:rPr/>
       <w:fldChar w:fldCharType="separate"/>
     </w:r>
     <w:r>
-      <w:t>5</w:t>
+      <w:rPr/>
+      <w:t>4</w:t>
     </w:r>
     <w:r>
+      <w:rPr/>
       <w:fldChar w:fldCharType="end"/>
     </w:r>
   </w:p>
   <w:p>
     <w:pPr>
-      <w:pStyle w:val="Rodap"/>
+      <w:pStyle w:val="Footer"/>
+      <w:rPr/>
     </w:pPr>
     <w:r>
+      <w:rPr/>
       <w:tab/>
     </w:r>
     <w:r>
@@ -1633,7 +1593,7 @@
   </w:p>
   <w:p>
     <w:pPr>
-      <w:pStyle w:val="Rodap"/>
+      <w:pStyle w:val="Footer"/>
       <w:jc w:val="center"/>
       <w:rPr>
         <w:b/>
@@ -1656,7 +1616,7 @@
   </w:p>
   <w:p>
     <w:pPr>
-      <w:pStyle w:val="Rodap"/>
+      <w:pStyle w:val="Footer"/>
       <w:jc w:val="center"/>
       <w:rPr>
         <w:color w:val="306716"/>
@@ -1675,7 +1635,7 @@
   </w:p>
   <w:p>
     <w:pPr>
-      <w:pStyle w:val="Rodap"/>
+      <w:pStyle w:val="Footer"/>
       <w:jc w:val="center"/>
       <w:rPr>
         <w:color w:val="306716"/>
@@ -1694,7 +1654,7 @@
   </w:p>
   <w:p>
     <w:pPr>
-      <w:pStyle w:val="Rodap"/>
+      <w:pStyle w:val="Footer"/>
       <w:jc w:val="center"/>
       <w:rPr>
         <w:color w:val="306716"/>
@@ -1715,35 +1675,41 @@
 </file>
 
 <file path=word/footer3.xml><?xml version="1.0" encoding="utf-8"?>
-<w:ftr xmlns:wpc="http://schemas.microsoft.com/office/word/2010/wordprocessingCanvas" xmlns:cx="http://schemas.microsoft.com/office/drawing/2014/chartex" xmlns:cx1="http://schemas.microsoft.com/office/drawing/2015/9/8/chartex" xmlns:cx2="http://schemas.microsoft.com/office/drawing/2015/10/21/chartex" xmlns:cx3="http://schemas.microsoft.com/office/drawing/2016/5/9/chartex" xmlns:cx4="http://schemas.microsoft.com/office/drawing/2016/5/10/chartex" xmlns:cx5="http://schemas.microsoft.com/office/drawing/2016/5/11/chartex" xmlns:cx6="http://schemas.microsoft.com/office/drawing/2016/5/12/chartex" xmlns:cx7="http://schemas.microsoft.com/office/drawing/2016/5/13/chartex" xmlns:cx8="http://schemas.microsoft.com/office/drawing/2016/5/14/chartex" xmlns:mc="http://schemas.openxmlformats.org/markup-compatibility/2006" xmlns:aink="http://schemas.microsoft.com/office/drawing/2016/ink" xmlns:am3d="http://schemas.microsoft.com/office/drawing/2017/model3d" xmlns:o="urn:schemas-microsoft-com:office:office" xmlns:oel="http://schemas.microsoft.com/office/2019/extlst" xmlns:r="http://schemas.openxmlformats.org/officeDocument/2006/relationships" xmlns:m="http://schemas.openxmlformats.org/officeDocument/2006/math" xmlns:v="urn:schemas-microsoft-com:vml" xmlns:wp14="http://schemas.microsoft.com/office/word/2010/wordprocessingDrawing" xmlns:wp="http://schemas.openxmlformats.org/drawingml/2006/wordprocessingDrawing" xmlns:w10="urn:schemas-microsoft-com:office:word" xmlns:w="http://schemas.openxmlformats.org/wordprocessingml/2006/main" xmlns:w14="http://schemas.microsoft.com/office/word/2010/wordml" xmlns:w15="http://schemas.microsoft.com/office/word/2012/wordml" xmlns:w16cex="http://schemas.microsoft.com/office/word/2018/wordml/cex" xmlns:w16cid="http://schemas.microsoft.com/office/word/2016/wordml/cid" xmlns:w16="http://schemas.microsoft.com/office/word/2018/wordml" xmlns:w16du="http://schemas.microsoft.com/office/word/2023/wordml/word16du" xmlns:w16sdtdh="http://schemas.microsoft.com/office/word/2020/wordml/sdtdatahash" xmlns:w16sdtfl="http://schemas.microsoft.com/office/word/2024/wordml/sdtformatlock" xmlns:w16se="http://schemas.microsoft.com/office/word/2015/wordml/symex" xmlns:wpg="http://schemas.microsoft.com/office/word/2010/wordprocessingGroup" xmlns:wpi="http://schemas.microsoft.com/office/word/2010/wordprocessingInk" xmlns:wne="http://schemas.microsoft.com/office/word/2006/wordml" xmlns:wps="http://schemas.microsoft.com/office/word/2010/wordprocessingShape" mc:Ignorable="w14 w15 w16se w16cid w16 w16cex w16sdtdh w16sdtfl w16du wp14">
-  <w:bookmarkStart w:id="0" w:name="PageNumWizard_FOOTER_Estilo_de_página_Pa"/>
+<w:ftr xmlns:o="urn:schemas-microsoft-com:office:office" xmlns:r="http://schemas.openxmlformats.org/officeDocument/2006/relationships" xmlns:v="urn:schemas-microsoft-com:vml" xmlns:w="http://schemas.openxmlformats.org/wordprocessingml/2006/main" xmlns:w10="urn:schemas-microsoft-com:office:word" xmlns:wp="http://schemas.openxmlformats.org/drawingml/2006/wordprocessingDrawing" xmlns:pic="http://schemas.openxmlformats.org/drawingml/2006/picture" xmlns:wps="http://schemas.microsoft.com/office/word/2010/wordprocessingShape" xmlns:wpg="http://schemas.microsoft.com/office/word/2010/wordprocessingGroup" xmlns:mc="http://schemas.openxmlformats.org/markup-compatibility/2006" xmlns:wp14="http://schemas.microsoft.com/office/word/2010/wordprocessingDrawing" xmlns:w14="http://schemas.microsoft.com/office/word/2010/wordml" xmlns:w15="http://schemas.microsoft.com/office/word/2012/wordml" mc:Ignorable="w14 wp14 w15">
   <w:p>
     <w:pPr>
-      <w:pStyle w:val="Rodap"/>
-      <w:jc w:val="right"/>
+      <w:pStyle w:val="Footer"/>
+      <w:jc w:val="end"/>
+      <w:rPr/>
     </w:pPr>
     <w:r>
+      <w:rPr/>
       <w:fldChar w:fldCharType="begin"/>
     </w:r>
     <w:r>
+      <w:rPr/>
       <w:instrText xml:space="preserve"> PAGE </w:instrText>
     </w:r>
     <w:r>
+      <w:rPr/>
       <w:fldChar w:fldCharType="separate"/>
     </w:r>
     <w:r>
-      <w:t>5</w:t>
+      <w:rPr/>
+      <w:t>4</w:t>
     </w:r>
     <w:r>
+      <w:rPr/>
       <w:fldChar w:fldCharType="end"/>
     </w:r>
-    <w:bookmarkEnd w:id="0"/>
   </w:p>
   <w:p>
     <w:pPr>
-      <w:pStyle w:val="Rodap"/>
+      <w:pStyle w:val="Footer"/>
+      <w:rPr/>
     </w:pPr>
     <w:r>
+      <w:rPr/>
       <w:tab/>
     </w:r>
     <w:r>
@@ -1755,7 +1721,7 @@
   </w:p>
   <w:p>
     <w:pPr>
-      <w:pStyle w:val="Rodap"/>
+      <w:pStyle w:val="Footer"/>
       <w:jc w:val="center"/>
       <w:rPr>
         <w:b/>
@@ -1778,7 +1744,7 @@
   </w:p>
   <w:p>
     <w:pPr>
-      <w:pStyle w:val="Rodap"/>
+      <w:pStyle w:val="Footer"/>
       <w:jc w:val="center"/>
       <w:rPr>
         <w:color w:val="306716"/>
@@ -1797,7 +1763,7 @@
   </w:p>
   <w:p>
     <w:pPr>
-      <w:pStyle w:val="Rodap"/>
+      <w:pStyle w:val="Footer"/>
       <w:jc w:val="center"/>
       <w:rPr>
         <w:color w:val="306716"/>
@@ -1816,7 +1782,7 @@
   </w:p>
   <w:p>
     <w:pPr>
-      <w:pStyle w:val="Rodap"/>
+      <w:pStyle w:val="Footer"/>
       <w:jc w:val="center"/>
       <w:rPr>
         <w:color w:val="306716"/>
@@ -1836,47 +1802,31 @@
 </w:ftr>
 </file>
 
-<file path=word/footnotes.xml><?xml version="1.0" encoding="utf-8"?>
-<w:footnotes xmlns:wpc="http://schemas.microsoft.com/office/word/2010/wordprocessingCanvas" xmlns:cx="http://schemas.microsoft.com/office/drawing/2014/chartex" xmlns:cx1="http://schemas.microsoft.com/office/drawing/2015/9/8/chartex" xmlns:cx2="http://schemas.microsoft.com/office/drawing/2015/10/21/chartex" xmlns:cx3="http://schemas.microsoft.com/office/drawing/2016/5/9/chartex" xmlns:cx4="http://schemas.microsoft.com/office/drawing/2016/5/10/chartex" xmlns:cx5="http://schemas.microsoft.com/office/drawing/2016/5/11/chartex" xmlns:cx6="http://schemas.microsoft.com/office/drawing/2016/5/12/chartex" xmlns:cx7="http://schemas.microsoft.com/office/drawing/2016/5/13/chartex" xmlns:cx8="http://schemas.microsoft.com/office/drawing/2016/5/14/chartex" xmlns:mc="http://schemas.openxmlformats.org/markup-compatibility/2006" xmlns:aink="http://schemas.microsoft.com/office/drawing/2016/ink" xmlns:am3d="http://schemas.microsoft.com/office/drawing/2017/model3d" xmlns:o="urn:schemas-microsoft-com:office:office" xmlns:oel="http://schemas.microsoft.com/office/2019/extlst" xmlns:r="http://schemas.openxmlformats.org/officeDocument/2006/relationships" xmlns:m="http://schemas.openxmlformats.org/officeDocument/2006/math" xmlns:v="urn:schemas-microsoft-com:vml" xmlns:wp14="http://schemas.microsoft.com/office/word/2010/wordprocessingDrawing" xmlns:wp="http://schemas.openxmlformats.org/drawingml/2006/wordprocessingDrawing" xmlns:w10="urn:schemas-microsoft-com:office:word" xmlns:w="http://schemas.openxmlformats.org/wordprocessingml/2006/main" xmlns:w14="http://schemas.microsoft.com/office/word/2010/wordml" xmlns:w15="http://schemas.microsoft.com/office/word/2012/wordml" xmlns:w16cex="http://schemas.microsoft.com/office/word/2018/wordml/cex" xmlns:w16cid="http://schemas.microsoft.com/office/word/2016/wordml/cid" xmlns:w16="http://schemas.microsoft.com/office/word/2018/wordml" xmlns:w16du="http://schemas.microsoft.com/office/word/2023/wordml/word16du" xmlns:w16sdtdh="http://schemas.microsoft.com/office/word/2020/wordml/sdtdatahash" xmlns:w16sdtfl="http://schemas.microsoft.com/office/word/2024/wordml/sdtformatlock" xmlns:w16se="http://schemas.microsoft.com/office/word/2015/wordml/symex" xmlns:wpg="http://schemas.microsoft.com/office/word/2010/wordprocessingGroup" xmlns:wpi="http://schemas.microsoft.com/office/word/2010/wordprocessingInk" xmlns:wne="http://schemas.microsoft.com/office/word/2006/wordml" xmlns:wps="http://schemas.microsoft.com/office/word/2010/wordprocessingShape" mc:Ignorable="w14 w15 w16se w16cid w16 w16cex w16sdtdh w16sdtfl w16du wp14">
-  <w:footnote w:type="separator" w:id="-1">
-    <w:p>
-      <w:r>
-        <w:separator/>
-      </w:r>
-    </w:p>
-  </w:footnote>
-  <w:footnote w:type="continuationSeparator" w:id="0">
-    <w:p>
-      <w:r>
-        <w:continuationSeparator/>
-      </w:r>
-    </w:p>
-  </w:footnote>
-</w:footnotes>
-</file>
-
 <file path=word/header1.xml><?xml version="1.0" encoding="utf-8"?>
-<w:hdr xmlns:wpc="http://schemas.microsoft.com/office/word/2010/wordprocessingCanvas" xmlns:cx="http://schemas.microsoft.com/office/drawing/2014/chartex" xmlns:cx1="http://schemas.microsoft.com/office/drawing/2015/9/8/chartex" xmlns:cx2="http://schemas.microsoft.com/office/drawing/2015/10/21/chartex" xmlns:cx3="http://schemas.microsoft.com/office/drawing/2016/5/9/chartex" xmlns:cx4="http://schemas.microsoft.com/office/drawing/2016/5/10/chartex" xmlns:cx5="http://schemas.microsoft.com/office/drawing/2016/5/11/chartex" xmlns:cx6="http://schemas.microsoft.com/office/drawing/2016/5/12/chartex" xmlns:cx7="http://schemas.microsoft.com/office/drawing/2016/5/13/chartex" xmlns:cx8="http://schemas.microsoft.com/office/drawing/2016/5/14/chartex" xmlns:mc="http://schemas.openxmlformats.org/markup-compatibility/2006" xmlns:aink="http://schemas.microsoft.com/office/drawing/2016/ink" xmlns:am3d="http://schemas.microsoft.com/office/drawing/2017/model3d" xmlns:o="urn:schemas-microsoft-com:office:office" xmlns:oel="http://schemas.microsoft.com/office/2019/extlst" xmlns:r="http://schemas.openxmlformats.org/officeDocument/2006/relationships" xmlns:m="http://schemas.openxmlformats.org/officeDocument/2006/math" xmlns:v="urn:schemas-microsoft-com:vml" xmlns:wp14="http://schemas.microsoft.com/office/word/2010/wordprocessingDrawing" xmlns:wp="http://schemas.openxmlformats.org/drawingml/2006/wordprocessingDrawing" xmlns:w10="urn:schemas-microsoft-com:office:word" xmlns:w="http://schemas.openxmlformats.org/wordprocessingml/2006/main" xmlns:w14="http://schemas.microsoft.com/office/word/2010/wordml" xmlns:w15="http://schemas.microsoft.com/office/word/2012/wordml" xmlns:w16cex="http://schemas.microsoft.com/office/word/2018/wordml/cex" xmlns:w16cid="http://schemas.microsoft.com/office/word/2016/wordml/cid" xmlns:w16="http://schemas.microsoft.com/office/word/2018/wordml" xmlns:w16du="http://schemas.microsoft.com/office/word/2023/wordml/word16du" xmlns:w16sdtdh="http://schemas.microsoft.com/office/word/2020/wordml/sdtdatahash" xmlns:w16sdtfl="http://schemas.microsoft.com/office/word/2024/wordml/sdtformatlock" xmlns:w16se="http://schemas.microsoft.com/office/word/2015/wordml/symex" xmlns:wpg="http://schemas.microsoft.com/office/word/2010/wordprocessingGroup" xmlns:wpi="http://schemas.microsoft.com/office/word/2010/wordprocessingInk" xmlns:wne="http://schemas.microsoft.com/office/word/2006/wordml" xmlns:wps="http://schemas.microsoft.com/office/word/2010/wordprocessingShape" mc:Ignorable="w14 w15 w16se w16cid w16 w16cex w16sdtdh w16sdtfl w16du wp14">
+<w:hdr xmlns:o="urn:schemas-microsoft-com:office:office" xmlns:r="http://schemas.openxmlformats.org/officeDocument/2006/relationships" xmlns:v="urn:schemas-microsoft-com:vml" xmlns:w="http://schemas.openxmlformats.org/wordprocessingml/2006/main" xmlns:w10="urn:schemas-microsoft-com:office:word" xmlns:wp="http://schemas.openxmlformats.org/drawingml/2006/wordprocessingDrawing" xmlns:pic="http://schemas.openxmlformats.org/drawingml/2006/picture" xmlns:wps="http://schemas.microsoft.com/office/word/2010/wordprocessingShape" xmlns:wpg="http://schemas.microsoft.com/office/word/2010/wordprocessingGroup" xmlns:mc="http://schemas.openxmlformats.org/markup-compatibility/2006" xmlns:wp14="http://schemas.microsoft.com/office/word/2010/wordprocessingDrawing" xmlns:w14="http://schemas.microsoft.com/office/word/2010/wordml" xmlns:w15="http://schemas.microsoft.com/office/word/2012/wordml" mc:Ignorable="w14 wp14 w15">
   <w:p>
     <w:pPr>
-      <w:pStyle w:val="Cabealho"/>
-    </w:pPr>
+      <w:pStyle w:val="Header"/>
+      <w:rPr/>
+    </w:pPr>
+    <w:r>
+      <w:rPr/>
+    </w:r>
   </w:p>
 </w:hdr>
 </file>
 
 <file path=word/header2.xml><?xml version="1.0" encoding="utf-8"?>
-<w:hdr xmlns:wpc="http://schemas.microsoft.com/office/word/2010/wordprocessingCanvas" xmlns:cx="http://schemas.microsoft.com/office/drawing/2014/chartex" xmlns:cx1="http://schemas.microsoft.com/office/drawing/2015/9/8/chartex" xmlns:cx2="http://schemas.microsoft.com/office/drawing/2015/10/21/chartex" xmlns:cx3="http://schemas.microsoft.com/office/drawing/2016/5/9/chartex" xmlns:cx4="http://schemas.microsoft.com/office/drawing/2016/5/10/chartex" xmlns:cx5="http://schemas.microsoft.com/office/drawing/2016/5/11/chartex" xmlns:cx6="http://schemas.microsoft.com/office/drawing/2016/5/12/chartex" xmlns:cx7="http://schemas.microsoft.com/office/drawing/2016/5/13/chartex" xmlns:cx8="http://schemas.microsoft.com/office/drawing/2016/5/14/chartex" xmlns:mc="http://schemas.openxmlformats.org/markup-compatibility/2006" xmlns:aink="http://schemas.microsoft.com/office/drawing/2016/ink" xmlns:am3d="http://schemas.microsoft.com/office/drawing/2017/model3d" xmlns:o="urn:schemas-microsoft-com:office:office" xmlns:oel="http://schemas.microsoft.com/office/2019/extlst" xmlns:r="http://schemas.openxmlformats.org/officeDocument/2006/relationships" xmlns:m="http://schemas.openxmlformats.org/officeDocument/2006/math" xmlns:v="urn:schemas-microsoft-com:vml" xmlns:wp14="http://schemas.microsoft.com/office/word/2010/wordprocessingDrawing" xmlns:wp="http://schemas.openxmlformats.org/drawingml/2006/wordprocessingDrawing" xmlns:w10="urn:schemas-microsoft-com:office:word" xmlns:w="http://schemas.openxmlformats.org/wordprocessingml/2006/main" xmlns:w14="http://schemas.microsoft.com/office/word/2010/wordml" xmlns:w15="http://schemas.microsoft.com/office/word/2012/wordml" xmlns:w16cex="http://schemas.microsoft.com/office/word/2018/wordml/cex" xmlns:w16cid="http://schemas.microsoft.com/office/word/2016/wordml/cid" xmlns:w16="http://schemas.microsoft.com/office/word/2018/wordml" xmlns:w16du="http://schemas.microsoft.com/office/word/2023/wordml/word16du" xmlns:w16sdtdh="http://schemas.microsoft.com/office/word/2020/wordml/sdtdatahash" xmlns:w16sdtfl="http://schemas.microsoft.com/office/word/2024/wordml/sdtformatlock" xmlns:w16se="http://schemas.microsoft.com/office/word/2015/wordml/symex" xmlns:wpg="http://schemas.microsoft.com/office/word/2010/wordprocessingGroup" xmlns:wpi="http://schemas.microsoft.com/office/word/2010/wordprocessingInk" xmlns:wne="http://schemas.microsoft.com/office/word/2006/wordml" xmlns:wps="http://schemas.microsoft.com/office/word/2010/wordprocessingShape" mc:Ignorable="w14 w15 w16se w16cid w16 w16cex w16sdtdh w16sdtfl w16du wp14">
+<w:hdr xmlns:o="urn:schemas-microsoft-com:office:office" xmlns:r="http://schemas.openxmlformats.org/officeDocument/2006/relationships" xmlns:v="urn:schemas-microsoft-com:vml" xmlns:w="http://schemas.openxmlformats.org/wordprocessingml/2006/main" xmlns:w10="urn:schemas-microsoft-com:office:word" xmlns:wp="http://schemas.openxmlformats.org/drawingml/2006/wordprocessingDrawing" xmlns:pic="http://schemas.openxmlformats.org/drawingml/2006/picture" xmlns:wps="http://schemas.microsoft.com/office/word/2010/wordprocessingShape" xmlns:wpg="http://schemas.microsoft.com/office/word/2010/wordprocessingGroup" xmlns:mc="http://schemas.openxmlformats.org/markup-compatibility/2006" xmlns:wp14="http://schemas.microsoft.com/office/word/2010/wordprocessingDrawing" xmlns:w14="http://schemas.microsoft.com/office/word/2010/wordml" xmlns:w15="http://schemas.microsoft.com/office/word/2012/wordml" mc:Ignorable="w14 wp14 w15">
   <w:p>
     <w:pPr>
-      <w:pStyle w:val="Cabealho"/>
+      <w:pStyle w:val="Header"/>
+      <w:rPr/>
     </w:pPr>
     <w:r>
-      <w:rPr>
-        <w:noProof/>
-      </w:rPr>
+      <w:rPr/>
       <w:drawing>
-        <wp:anchor distT="0" distB="0" distL="0" distR="0" simplePos="0" relativeHeight="251657216" behindDoc="1" locked="0" layoutInCell="0" allowOverlap="1" wp14:anchorId="30590E4E" wp14:editId="638694A2">
+        <wp:anchor distT="0" distB="0" distL="0" distR="0" simplePos="0" relativeHeight="5" behindDoc="1" locked="0" layoutInCell="0" allowOverlap="1">
           <wp:simplePos x="0" y="0"/>
           <wp:positionH relativeFrom="column">
             <wp:posOffset>569595</wp:posOffset>
@@ -1914,6 +1864,7 @@
                   <a:prstGeom prst="rect">
                     <a:avLst/>
                   </a:prstGeom>
+                  <a:noFill/>
                 </pic:spPr>
               </pic:pic>
             </a:graphicData>
@@ -1926,17 +1877,16 @@
 </file>
 
 <file path=word/header3.xml><?xml version="1.0" encoding="utf-8"?>
-<w:hdr xmlns:wpc="http://schemas.microsoft.com/office/word/2010/wordprocessingCanvas" xmlns:cx="http://schemas.microsoft.com/office/drawing/2014/chartex" xmlns:cx1="http://schemas.microsoft.com/office/drawing/2015/9/8/chartex" xmlns:cx2="http://schemas.microsoft.com/office/drawing/2015/10/21/chartex" xmlns:cx3="http://schemas.microsoft.com/office/drawing/2016/5/9/chartex" xmlns:cx4="http://schemas.microsoft.com/office/drawing/2016/5/10/chartex" xmlns:cx5="http://schemas.microsoft.com/office/drawing/2016/5/11/chartex" xmlns:cx6="http://schemas.microsoft.com/office/drawing/2016/5/12/chartex" xmlns:cx7="http://schemas.microsoft.com/office/drawing/2016/5/13/chartex" xmlns:cx8="http://schemas.microsoft.com/office/drawing/2016/5/14/chartex" xmlns:mc="http://schemas.openxmlformats.org/markup-compatibility/2006" xmlns:aink="http://schemas.microsoft.com/office/drawing/2016/ink" xmlns:am3d="http://schemas.microsoft.com/office/drawing/2017/model3d" xmlns:o="urn:schemas-microsoft-com:office:office" xmlns:oel="http://schemas.microsoft.com/office/2019/extlst" xmlns:r="http://schemas.openxmlformats.org/officeDocument/2006/relationships" xmlns:m="http://schemas.openxmlformats.org/officeDocument/2006/math" xmlns:v="urn:schemas-microsoft-com:vml" xmlns:wp14="http://schemas.microsoft.com/office/word/2010/wordprocessingDrawing" xmlns:wp="http://schemas.openxmlformats.org/drawingml/2006/wordprocessingDrawing" xmlns:w10="urn:schemas-microsoft-com:office:word" xmlns:w="http://schemas.openxmlformats.org/wordprocessingml/2006/main" xmlns:w14="http://schemas.microsoft.com/office/word/2010/wordml" xmlns:w15="http://schemas.microsoft.com/office/word/2012/wordml" xmlns:w16cex="http://schemas.microsoft.com/office/word/2018/wordml/cex" xmlns:w16cid="http://schemas.microsoft.com/office/word/2016/wordml/cid" xmlns:w16="http://schemas.microsoft.com/office/word/2018/wordml" xmlns:w16du="http://schemas.microsoft.com/office/word/2023/wordml/word16du" xmlns:w16sdtdh="http://schemas.microsoft.com/office/word/2020/wordml/sdtdatahash" xmlns:w16sdtfl="http://schemas.microsoft.com/office/word/2024/wordml/sdtformatlock" xmlns:w16se="http://schemas.microsoft.com/office/word/2015/wordml/symex" xmlns:wpg="http://schemas.microsoft.com/office/word/2010/wordprocessingGroup" xmlns:wpi="http://schemas.microsoft.com/office/word/2010/wordprocessingInk" xmlns:wne="http://schemas.microsoft.com/office/word/2006/wordml" xmlns:wps="http://schemas.microsoft.com/office/word/2010/wordprocessingShape" mc:Ignorable="w14 w15 w16se w16cid w16 w16cex w16sdtdh w16sdtfl w16du wp14">
+<w:hdr xmlns:o="urn:schemas-microsoft-com:office:office" xmlns:r="http://schemas.openxmlformats.org/officeDocument/2006/relationships" xmlns:v="urn:schemas-microsoft-com:vml" xmlns:w="http://schemas.openxmlformats.org/wordprocessingml/2006/main" xmlns:w10="urn:schemas-microsoft-com:office:word" xmlns:wp="http://schemas.openxmlformats.org/drawingml/2006/wordprocessingDrawing" xmlns:pic="http://schemas.openxmlformats.org/drawingml/2006/picture" xmlns:wps="http://schemas.microsoft.com/office/word/2010/wordprocessingShape" xmlns:wpg="http://schemas.microsoft.com/office/word/2010/wordprocessingGroup" xmlns:mc="http://schemas.openxmlformats.org/markup-compatibility/2006" xmlns:wp14="http://schemas.microsoft.com/office/word/2010/wordprocessingDrawing" xmlns:w14="http://schemas.microsoft.com/office/word/2010/wordml" xmlns:w15="http://schemas.microsoft.com/office/word/2012/wordml" mc:Ignorable="w14 wp14 w15">
   <w:p>
     <w:pPr>
-      <w:pStyle w:val="Cabealho"/>
+      <w:pStyle w:val="Header"/>
+      <w:rPr/>
     </w:pPr>
     <w:r>
-      <w:rPr>
-        <w:noProof/>
-      </w:rPr>
+      <w:rPr/>
       <w:drawing>
-        <wp:anchor distT="0" distB="0" distL="0" distR="0" simplePos="0" relativeHeight="251658240" behindDoc="1" locked="0" layoutInCell="0" allowOverlap="1" wp14:anchorId="3D0103F0" wp14:editId="6B00D60B">
+        <wp:anchor distT="0" distB="0" distL="0" distR="0" simplePos="0" relativeHeight="5" behindDoc="1" locked="0" layoutInCell="0" allowOverlap="1">
           <wp:simplePos x="0" y="0"/>
           <wp:positionH relativeFrom="column">
             <wp:posOffset>569595</wp:posOffset>
@@ -1974,6 +1924,7 @@
                   <a:prstGeom prst="rect">
                     <a:avLst/>
                   </a:prstGeom>
+                  <a:noFill/>
                 </pic:spPr>
               </pic:pic>
             </a:graphicData>
@@ -1986,11 +1937,11 @@
 </file>
 
 <file path=word/styles.xml><?xml version="1.0" encoding="utf-8"?>
-<w:styles xmlns:mc="http://schemas.openxmlformats.org/markup-compatibility/2006" xmlns:r="http://schemas.openxmlformats.org/officeDocument/2006/relationships" xmlns:w="http://schemas.openxmlformats.org/wordprocessingml/2006/main" xmlns:w14="http://schemas.microsoft.com/office/word/2010/wordml" xmlns:w15="http://schemas.microsoft.com/office/word/2012/wordml" xmlns:w16cex="http://schemas.microsoft.com/office/word/2018/wordml/cex" xmlns:w16cid="http://schemas.microsoft.com/office/word/2016/wordml/cid" xmlns:w16="http://schemas.microsoft.com/office/word/2018/wordml" xmlns:w16du="http://schemas.microsoft.com/office/word/2023/wordml/word16du" xmlns:w16sdtdh="http://schemas.microsoft.com/office/word/2020/wordml/sdtdatahash" xmlns:w16sdtfl="http://schemas.microsoft.com/office/word/2024/wordml/sdtformatlock" xmlns:w16se="http://schemas.microsoft.com/office/word/2015/wordml/symex" mc:Ignorable="w14 w15 w16se w16cid w16 w16cex w16sdtdh w16sdtfl w16du">
+<w:styles xmlns:w="http://schemas.openxmlformats.org/wordprocessingml/2006/main" xmlns:w14="http://schemas.microsoft.com/office/word/2010/wordml" xmlns:mc="http://schemas.openxmlformats.org/markup-compatibility/2006" mc:Ignorable="w14">
   <w:docDefaults>
     <w:rPrDefault>
       <w:rPr>
-        <w:rFonts w:ascii="Liberation Serif" w:eastAsia="Noto Serif CJK SC" w:hAnsi="Liberation Serif" w:cs="Noto Sans Devanagari"/>
+        <w:rFonts w:ascii="Liberation Serif" w:hAnsi="Liberation Serif" w:eastAsia="Noto Serif CJK SC" w:cs="Noto Sans Devanagari"/>
         <w:kern w:val="2"/>
         <w:sz w:val="24"/>
         <w:szCs w:val="24"/>
@@ -1999,21 +1950,21 @@
     </w:rPrDefault>
     <w:pPrDefault>
       <w:pPr>
-        <w:suppressAutoHyphens/>
+        <w:suppressAutoHyphens w:val="true"/>
       </w:pPr>
     </w:pPrDefault>
   </w:docDefaults>
   <w:latentStyles w:defLockedState="0" w:defUIPriority="99" w:defSemiHidden="0" w:defUnhideWhenUsed="0" w:defQFormat="0" w:count="376">
     <w:lsdException w:name="Normal" w:uiPriority="0" w:qFormat="1"/>
     <w:lsdException w:name="heading 1" w:uiPriority="9" w:qFormat="1"/>
-    <w:lsdException w:name="heading 2" w:semiHidden="1" w:uiPriority="9" w:unhideWhenUsed="1" w:qFormat="1"/>
-    <w:lsdException w:name="heading 3" w:semiHidden="1" w:uiPriority="9" w:unhideWhenUsed="1" w:qFormat="1"/>
-    <w:lsdException w:name="heading 4" w:semiHidden="1" w:uiPriority="9" w:unhideWhenUsed="1" w:qFormat="1"/>
-    <w:lsdException w:name="heading 5" w:semiHidden="1" w:uiPriority="9" w:unhideWhenUsed="1" w:qFormat="1"/>
-    <w:lsdException w:name="heading 6" w:semiHidden="1" w:uiPriority="9" w:unhideWhenUsed="1" w:qFormat="1"/>
-    <w:lsdException w:name="heading 7" w:semiHidden="1" w:uiPriority="9" w:unhideWhenUsed="1" w:qFormat="1"/>
-    <w:lsdException w:name="heading 8" w:semiHidden="1" w:uiPriority="9" w:unhideWhenUsed="1" w:qFormat="1"/>
-    <w:lsdException w:name="heading 9" w:semiHidden="1" w:uiPriority="9" w:unhideWhenUsed="1" w:qFormat="1"/>
+    <w:lsdException w:name="heading 2" w:uiPriority="9" w:semiHidden="1" w:unhideWhenUsed="1" w:qFormat="1"/>
+    <w:lsdException w:name="heading 3" w:uiPriority="9" w:semiHidden="1" w:unhideWhenUsed="1" w:qFormat="1"/>
+    <w:lsdException w:name="heading 4" w:uiPriority="9" w:semiHidden="1" w:unhideWhenUsed="1" w:qFormat="1"/>
+    <w:lsdException w:name="heading 5" w:uiPriority="9" w:semiHidden="1" w:unhideWhenUsed="1" w:qFormat="1"/>
+    <w:lsdException w:name="heading 6" w:uiPriority="9" w:semiHidden="1" w:unhideWhenUsed="1" w:qFormat="1"/>
+    <w:lsdException w:name="heading 7" w:uiPriority="9" w:semiHidden="1" w:unhideWhenUsed="1" w:qFormat="1"/>
+    <w:lsdException w:name="heading 8" w:uiPriority="9" w:semiHidden="1" w:unhideWhenUsed="1" w:qFormat="1"/>
+    <w:lsdException w:name="heading 9" w:uiPriority="9" w:semiHidden="1" w:unhideWhenUsed="1" w:qFormat="1"/>
     <w:lsdException w:name="index 1" w:semiHidden="1" w:unhideWhenUsed="1"/>
     <w:lsdException w:name="index 2" w:semiHidden="1" w:unhideWhenUsed="1"/>
     <w:lsdException w:name="index 3" w:semiHidden="1" w:unhideWhenUsed="1"/>
@@ -2023,22 +1974,22 @@
     <w:lsdException w:name="index 7" w:semiHidden="1" w:unhideWhenUsed="1"/>
     <w:lsdException w:name="index 8" w:semiHidden="1" w:unhideWhenUsed="1"/>
     <w:lsdException w:name="index 9" w:semiHidden="1" w:unhideWhenUsed="1"/>
-    <w:lsdException w:name="toc 1" w:semiHidden="1" w:uiPriority="39" w:unhideWhenUsed="1"/>
-    <w:lsdException w:name="toc 2" w:semiHidden="1" w:uiPriority="39" w:unhideWhenUsed="1"/>
-    <w:lsdException w:name="toc 3" w:semiHidden="1" w:uiPriority="39" w:unhideWhenUsed="1"/>
-    <w:lsdException w:name="toc 4" w:semiHidden="1" w:uiPriority="39" w:unhideWhenUsed="1"/>
-    <w:lsdException w:name="toc 5" w:semiHidden="1" w:uiPriority="39" w:unhideWhenUsed="1"/>
-    <w:lsdException w:name="toc 6" w:semiHidden="1" w:uiPriority="39" w:unhideWhenUsed="1"/>
-    <w:lsdException w:name="toc 7" w:semiHidden="1" w:uiPriority="39" w:unhideWhenUsed="1"/>
-    <w:lsdException w:name="toc 8" w:semiHidden="1" w:uiPriority="39" w:unhideWhenUsed="1"/>
-    <w:lsdException w:name="toc 9" w:semiHidden="1" w:uiPriority="39" w:unhideWhenUsed="1"/>
+    <w:lsdException w:name="toc 1" w:uiPriority="39" w:semiHidden="1" w:unhideWhenUsed="1"/>
+    <w:lsdException w:name="toc 2" w:uiPriority="39" w:semiHidden="1" w:unhideWhenUsed="1"/>
+    <w:lsdException w:name="toc 3" w:uiPriority="39" w:semiHidden="1" w:unhideWhenUsed="1"/>
+    <w:lsdException w:name="toc 4" w:uiPriority="39" w:semiHidden="1" w:unhideWhenUsed="1"/>
+    <w:lsdException w:name="toc 5" w:uiPriority="39" w:semiHidden="1" w:unhideWhenUsed="1"/>
+    <w:lsdException w:name="toc 6" w:uiPriority="39" w:semiHidden="1" w:unhideWhenUsed="1"/>
+    <w:lsdException w:name="toc 7" w:uiPriority="39" w:semiHidden="1" w:unhideWhenUsed="1"/>
+    <w:lsdException w:name="toc 8" w:uiPriority="39" w:semiHidden="1" w:unhideWhenUsed="1"/>
+    <w:lsdException w:name="toc 9" w:uiPriority="39" w:semiHidden="1" w:unhideWhenUsed="1"/>
     <w:lsdException w:name="Normal Indent" w:semiHidden="1" w:unhideWhenUsed="1"/>
     <w:lsdException w:name="footnote text" w:semiHidden="1" w:unhideWhenUsed="1"/>
     <w:lsdException w:name="annotation text" w:semiHidden="1" w:unhideWhenUsed="1"/>
     <w:lsdException w:name="header" w:semiHidden="1" w:unhideWhenUsed="1"/>
     <w:lsdException w:name="footer" w:semiHidden="1" w:unhideWhenUsed="1"/>
     <w:lsdException w:name="index heading" w:semiHidden="1" w:unhideWhenUsed="1"/>
-    <w:lsdException w:name="caption" w:semiHidden="1" w:uiPriority="35" w:unhideWhenUsed="1" w:qFormat="1"/>
+    <w:lsdException w:name="caption" w:uiPriority="35" w:semiHidden="1" w:unhideWhenUsed="1" w:qFormat="1"/>
     <w:lsdException w:name="table of figures" w:semiHidden="1" w:unhideWhenUsed="1"/>
     <w:lsdException w:name="envelope address" w:semiHidden="1" w:unhideWhenUsed="1"/>
     <w:lsdException w:name="envelope return" w:semiHidden="1" w:unhideWhenUsed="1"/>
@@ -2069,7 +2020,7 @@
     <w:lsdException w:name="Title" w:uiPriority="10" w:qFormat="1"/>
     <w:lsdException w:name="Closing" w:semiHidden="1" w:unhideWhenUsed="1"/>
     <w:lsdException w:name="Signature" w:semiHidden="1" w:unhideWhenUsed="1"/>
-    <w:lsdException w:name="Default Paragraph Font" w:semiHidden="1" w:uiPriority="1" w:unhideWhenUsed="1"/>
+    <w:lsdException w:name="Default Paragraph Font" w:uiPriority="1" w:semiHidden="1" w:unhideWhenUsed="1"/>
     <w:lsdException w:name="Body Text" w:semiHidden="1" w:unhideWhenUsed="1"/>
     <w:lsdException w:name="Body Text Indent" w:semiHidden="1" w:unhideWhenUsed="1"/>
     <w:lsdException w:name="List Continue" w:semiHidden="1" w:unhideWhenUsed="1"/>
@@ -2269,8 +2220,8 @@
     <w:lsdException w:name="Subtle Reference" w:uiPriority="31" w:qFormat="1"/>
     <w:lsdException w:name="Intense Reference" w:uiPriority="32" w:qFormat="1"/>
     <w:lsdException w:name="Book Title" w:uiPriority="33" w:qFormat="1"/>
-    <w:lsdException w:name="Bibliography" w:semiHidden="1" w:uiPriority="37" w:unhideWhenUsed="1"/>
-    <w:lsdException w:name="TOC Heading" w:semiHidden="1" w:uiPriority="39" w:unhideWhenUsed="1" w:qFormat="1"/>
+    <w:lsdException w:name="Bibliography" w:uiPriority="37" w:semiHidden="1" w:unhideWhenUsed="1"/>
+    <w:lsdException w:name="TOC Heading" w:uiPriority="39" w:semiHidden="1" w:unhideWhenUsed="1" w:qFormat="1"/>
     <w:lsdException w:name="Plain Table 1" w:uiPriority="41"/>
     <w:lsdException w:name="Plain Table 2" w:uiPriority="42"/>
     <w:lsdException w:name="Plain Table 3" w:uiPriority="43"/>
@@ -2381,14 +2332,29 @@
     <w:lsdException w:name="Unresolved Mention" w:semiHidden="1" w:unhideWhenUsed="1"/>
     <w:lsdException w:name="Smart Link" w:semiHidden="1" w:unhideWhenUsed="1"/>
   </w:latentStyles>
-  <w:style w:type="paragraph" w:default="1" w:styleId="Normal">
+  <w:style w:type="paragraph" w:styleId="Normal" w:default="1">
     <w:name w:val="Normal"/>
     <w:qFormat/>
+    <w:pPr>
+      <w:widowControl/>
+      <w:suppressAutoHyphens w:val="true"/>
+      <w:bidi w:val="0"/>
+      <w:spacing w:before="0" w:after="0"/>
+      <w:jc w:val="start"/>
+    </w:pPr>
+    <w:rPr>
+      <w:rFonts w:ascii="Liberation Serif" w:hAnsi="Liberation Serif" w:eastAsia="Noto Serif CJK SC" w:cs="Noto Sans Devanagari"/>
+      <w:color w:val="auto"/>
+      <w:kern w:val="2"/>
+      <w:sz w:val="24"/>
+      <w:szCs w:val="24"/>
+      <w:lang w:val="pt-BR" w:eastAsia="zh-CN" w:bidi="hi-IN"/>
+    </w:rPr>
   </w:style>
-  <w:style w:type="paragraph" w:styleId="Ttulo3">
+  <w:style w:type="paragraph" w:styleId="Heading3">
     <w:name w:val="heading 3"/>
-    <w:basedOn w:val="Ttulo"/>
-    <w:next w:val="Corpodetexto"/>
+    <w:basedOn w:val="Title"/>
+    <w:next w:val="BodyText"/>
     <w:uiPriority w:val="9"/>
     <w:semiHidden/>
     <w:unhideWhenUsed/>
@@ -2404,11 +2370,212 @@
       <w:szCs w:val="28"/>
     </w:rPr>
   </w:style>
-  <w:style w:type="character" w:default="1" w:styleId="Fontepargpadro">
+  <w:style w:type="character" w:styleId="DefaultParagraphFont" w:default="1">
     <w:name w:val="Default Paragraph Font"/>
     <w:uiPriority w:val="1"/>
     <w:semiHidden/>
     <w:unhideWhenUsed/>
+    <w:qFormat/>
+    <w:rPr/>
+  </w:style>
+  <w:style w:type="character" w:styleId="Strong">
+    <w:name w:val="Strong"/>
+    <w:basedOn w:val="DefaultParagraphFont"/>
+    <w:qFormat/>
+    <w:rPr>
+      <w:b/>
+      <w:bCs/>
+    </w:rPr>
+  </w:style>
+  <w:style w:type="character" w:styleId="Cdigo-fonte" w:customStyle="1">
+    <w:name w:val="Código-fonte"/>
+    <w:qFormat/>
+    <w:rPr>
+      <w:rFonts w:ascii="Liberation Mono" w:hAnsi="Liberation Mono" w:eastAsia="Noto Sans Mono CJK SC" w:cs="Liberation Mono"/>
+    </w:rPr>
+  </w:style>
+  <w:style w:type="character" w:styleId="Emphasis">
+    <w:name w:val="Emphasis"/>
+    <w:qFormat/>
+    <w:rPr>
+      <w:i/>
+      <w:iCs/>
+    </w:rPr>
+  </w:style>
+  <w:style w:type="paragraph" w:styleId="Heading">
+    <w:name w:val="Heading"/>
+    <w:basedOn w:val="Normal"/>
+    <w:next w:val="BodyText"/>
+    <w:qFormat/>
+    <w:pPr>
+      <w:keepNext w:val="true"/>
+      <w:spacing w:before="240" w:after="120"/>
+    </w:pPr>
+    <w:rPr>
+      <w:rFonts w:ascii="Liberation Sans" w:hAnsi="Liberation Sans" w:eastAsia="Arial Unicode MS" w:cs="Arial Unicode MS"/>
+      <w:sz w:val="28"/>
+      <w:szCs w:val="28"/>
+    </w:rPr>
+  </w:style>
+  <w:style w:type="paragraph" w:styleId="BodyText">
+    <w:name w:val="Body Text"/>
+    <w:basedOn w:val="Normal"/>
+    <w:pPr>
+      <w:spacing w:lineRule="auto" w:line="276" w:before="0" w:after="140"/>
+      <w:textAlignment w:val="auto"/>
+    </w:pPr>
+    <w:rPr/>
+  </w:style>
+  <w:style w:type="paragraph" w:styleId="List">
+    <w:name w:val="List"/>
+    <w:basedOn w:val="BodyText"/>
+    <w:pPr/>
+    <w:rPr/>
+  </w:style>
+  <w:style w:type="paragraph" w:styleId="Caption">
+    <w:name w:val="caption"/>
+    <w:basedOn w:val="Normal"/>
+    <w:qFormat/>
+    <w:pPr>
+      <w:suppressLineNumbers/>
+      <w:spacing w:before="120" w:after="120"/>
+    </w:pPr>
+    <w:rPr>
+      <w:i/>
+      <w:iCs/>
+    </w:rPr>
+  </w:style>
+  <w:style w:type="paragraph" w:styleId="Index">
+    <w:name w:val="Index"/>
+    <w:basedOn w:val="Normal"/>
+    <w:qFormat/>
+    <w:pPr>
+      <w:suppressLineNumbers/>
+    </w:pPr>
+    <w:rPr>
+      <w:rFonts w:cs="Arial Unicode MS"/>
+    </w:rPr>
+  </w:style>
+  <w:style w:type="paragraph" w:styleId="Title">
+    <w:name w:val="Title"/>
+    <w:basedOn w:val="Normal"/>
+    <w:next w:val="BodyText"/>
+    <w:uiPriority w:val="10"/>
+    <w:qFormat/>
+    <w:pPr>
+      <w:jc w:val="center"/>
+    </w:pPr>
+    <w:rPr>
+      <w:rFonts w:ascii="Pompeii Capitals" w:hAnsi="Pompeii Capitals"/>
+      <w:b/>
+      <w:sz w:val="32"/>
+    </w:rPr>
+  </w:style>
+  <w:style w:type="paragraph" w:styleId="ndice" w:customStyle="1">
+    <w:name w:val="Índice"/>
+    <w:basedOn w:val="Normal"/>
+    <w:qFormat/>
+    <w:pPr>
+      <w:suppressLineNumbers/>
+    </w:pPr>
+    <w:rPr/>
+  </w:style>
+  <w:style w:type="paragraph" w:styleId="NormalWeb">
+    <w:name w:val="Normal (Web)"/>
+    <w:basedOn w:val="Normal"/>
+    <w:qFormat/>
+    <w:pPr>
+      <w:spacing w:beforeAutospacing="1" w:afterAutospacing="1"/>
+    </w:pPr>
+    <w:rPr/>
+  </w:style>
+  <w:style w:type="paragraph" w:styleId="ListParagraph">
+    <w:name w:val="List Paragraph"/>
+    <w:basedOn w:val="Normal"/>
+    <w:qFormat/>
+    <w:pPr>
+      <w:spacing w:before="0" w:after="0"/>
+      <w:ind w:start="720"/>
+      <w:contextualSpacing/>
+    </w:pPr>
+    <w:rPr/>
+  </w:style>
+  <w:style w:type="paragraph" w:styleId="Cabealhoerodap" w:customStyle="1">
+    <w:name w:val="Cabeçalho e rodapé"/>
+    <w:basedOn w:val="Normal"/>
+    <w:qFormat/>
+    <w:pPr>
+      <w:suppressLineNumbers/>
+      <w:tabs>
+        <w:tab w:val="clear" w:pos="709"/>
+        <w:tab w:val="center" w:pos="4819" w:leader="none"/>
+        <w:tab w:val="right" w:pos="9638" w:leader="none"/>
+      </w:tabs>
+    </w:pPr>
+    <w:rPr/>
+  </w:style>
+  <w:style w:type="paragraph" w:styleId="HeaderandFooter">
+    <w:name w:val="Header and Footer"/>
+    <w:basedOn w:val="Normal"/>
+    <w:qFormat/>
+    <w:pPr/>
+    <w:rPr/>
+  </w:style>
+  <w:style w:type="paragraph" w:styleId="Header">
+    <w:name w:val="header"/>
+    <w:basedOn w:val="Cabealhoerodap"/>
+    <w:pPr/>
+    <w:rPr/>
+  </w:style>
+  <w:style w:type="paragraph" w:styleId="Footer">
+    <w:name w:val="footer"/>
+    <w:basedOn w:val="Cabealhoerodap"/>
+    <w:pPr/>
+    <w:rPr/>
+  </w:style>
+  <w:style w:type="paragraph" w:styleId="Anotao" w:customStyle="1">
+    <w:name w:val="Anotação"/>
+    <w:basedOn w:val="Normal"/>
+    <w:qFormat/>
+    <w:pPr/>
+    <w:rPr>
+      <w:sz w:val="20"/>
+      <w:szCs w:val="20"/>
+    </w:rPr>
+  </w:style>
+  <w:style w:type="paragraph" w:styleId="Blocodecitao" w:customStyle="1">
+    <w:name w:val="Bloco de citação"/>
+    <w:basedOn w:val="Normal"/>
+    <w:qFormat/>
+    <w:pPr>
+      <w:spacing w:before="0" w:after="283"/>
+      <w:ind w:start="567" w:end="567"/>
+    </w:pPr>
+    <w:rPr/>
+  </w:style>
+  <w:style w:type="paragraph" w:styleId="Linhahorizontal" w:customStyle="1">
+    <w:name w:val="Linha horizontal"/>
+    <w:basedOn w:val="Normal"/>
+    <w:next w:val="BodyText"/>
+    <w:qFormat/>
+    <w:pPr>
+      <w:suppressLineNumbers/>
+      <w:pBdr>
+        <w:bottom w:val="double" w:sz="2" w:space="0" w:color="808080"/>
+      </w:pBdr>
+      <w:spacing w:before="0" w:after="283"/>
+    </w:pPr>
+    <w:rPr>
+      <w:sz w:val="12"/>
+      <w:szCs w:val="12"/>
+    </w:rPr>
+  </w:style>
+  <w:style w:type="numbering" w:styleId="NoList" w:default="1">
+    <w:name w:val="No List"/>
+    <w:uiPriority w:val="99"/>
+    <w:semiHidden/>
+    <w:unhideWhenUsed/>
+    <w:qFormat/>
   </w:style>
   <w:style w:type="table" w:default="1" w:styleId="Tabelanormal">
     <w:name w:val="Normal Table"/>
@@ -2416,7 +2583,6 @@
     <w:semiHidden/>
     <w:unhideWhenUsed/>
     <w:tblPr>
-      <w:tblInd w:w="0" w:type="dxa"/>
       <w:tblCellMar>
         <w:top w:w="0" w:type="dxa"/>
         <w:left w:w="108" w:type="dxa"/>
@@ -2425,160 +2591,11 @@
       </w:tblCellMar>
     </w:tblPr>
   </w:style>
-  <w:style w:type="numbering" w:default="1" w:styleId="Semlista">
-    <w:name w:val="No List"/>
-    <w:uiPriority w:val="99"/>
-    <w:semiHidden/>
-    <w:unhideWhenUsed/>
-  </w:style>
-  <w:style w:type="character" w:styleId="Forte">
-    <w:name w:val="Strong"/>
-    <w:basedOn w:val="Fontepargpadro"/>
-    <w:qFormat/>
-    <w:rPr>
-      <w:b/>
-      <w:bCs/>
-    </w:rPr>
-  </w:style>
-  <w:style w:type="character" w:customStyle="1" w:styleId="Cdigo-fonte">
-    <w:name w:val="Código-fonte"/>
-    <w:qFormat/>
-    <w:rPr>
-      <w:rFonts w:ascii="Liberation Mono" w:eastAsia="Noto Sans Mono CJK SC" w:hAnsi="Liberation Mono" w:cs="Liberation Mono"/>
-    </w:rPr>
-  </w:style>
-  <w:style w:type="character" w:styleId="nfase">
-    <w:name w:val="Emphasis"/>
-    <w:qFormat/>
-    <w:rPr>
-      <w:i/>
-      <w:iCs/>
-    </w:rPr>
-  </w:style>
-  <w:style w:type="paragraph" w:styleId="Ttulo">
-    <w:name w:val="Title"/>
-    <w:basedOn w:val="Normal"/>
-    <w:next w:val="Corpodetexto"/>
-    <w:uiPriority w:val="10"/>
-    <w:qFormat/>
-    <w:pPr>
-      <w:jc w:val="center"/>
-    </w:pPr>
-    <w:rPr>
-      <w:rFonts w:ascii="Pompeii Capitals" w:hAnsi="Pompeii Capitals"/>
-      <w:b/>
-      <w:sz w:val="32"/>
-    </w:rPr>
-  </w:style>
-  <w:style w:type="paragraph" w:styleId="Corpodetexto">
-    <w:name w:val="Body Text"/>
-    <w:basedOn w:val="Normal"/>
-    <w:pPr>
-      <w:spacing w:after="140" w:line="276" w:lineRule="auto"/>
-    </w:pPr>
-  </w:style>
-  <w:style w:type="paragraph" w:styleId="Lista">
-    <w:name w:val="List"/>
-    <w:basedOn w:val="Corpodetexto"/>
-  </w:style>
-  <w:style w:type="paragraph" w:styleId="Legenda">
-    <w:name w:val="caption"/>
-    <w:basedOn w:val="Normal"/>
-    <w:qFormat/>
-    <w:pPr>
-      <w:suppressLineNumbers/>
-      <w:spacing w:before="120" w:after="120"/>
-    </w:pPr>
-    <w:rPr>
-      <w:i/>
-      <w:iCs/>
-    </w:rPr>
-  </w:style>
-  <w:style w:type="paragraph" w:customStyle="1" w:styleId="ndice">
-    <w:name w:val="Índice"/>
-    <w:basedOn w:val="Normal"/>
-    <w:qFormat/>
-    <w:pPr>
-      <w:suppressLineNumbers/>
-    </w:pPr>
-  </w:style>
-  <w:style w:type="paragraph" w:styleId="NormalWeb">
-    <w:name w:val="Normal (Web)"/>
-    <w:basedOn w:val="Normal"/>
-    <w:qFormat/>
-    <w:pPr>
-      <w:spacing w:beforeAutospacing="1" w:afterAutospacing="1"/>
-    </w:pPr>
-  </w:style>
-  <w:style w:type="paragraph" w:styleId="PargrafodaLista">
-    <w:name w:val="List Paragraph"/>
-    <w:basedOn w:val="Normal"/>
-    <w:qFormat/>
-    <w:pPr>
-      <w:ind w:left="720"/>
-      <w:contextualSpacing/>
-    </w:pPr>
-  </w:style>
-  <w:style w:type="paragraph" w:customStyle="1" w:styleId="Cabealhoerodap">
-    <w:name w:val="Cabeçalho e rodapé"/>
-    <w:basedOn w:val="Normal"/>
-    <w:qFormat/>
-    <w:pPr>
-      <w:suppressLineNumbers/>
-      <w:tabs>
-        <w:tab w:val="center" w:pos="4819"/>
-        <w:tab w:val="right" w:pos="9638"/>
-      </w:tabs>
-    </w:pPr>
-  </w:style>
-  <w:style w:type="paragraph" w:styleId="Cabealho">
-    <w:name w:val="header"/>
-    <w:basedOn w:val="Cabealhoerodap"/>
-  </w:style>
-  <w:style w:type="paragraph" w:styleId="Rodap">
-    <w:name w:val="footer"/>
-    <w:basedOn w:val="Cabealhoerodap"/>
-  </w:style>
-  <w:style w:type="paragraph" w:customStyle="1" w:styleId="Anotao">
-    <w:name w:val="Anotação"/>
-    <w:basedOn w:val="Normal"/>
-    <w:qFormat/>
-    <w:rPr>
-      <w:sz w:val="20"/>
-      <w:szCs w:val="20"/>
-    </w:rPr>
-  </w:style>
-  <w:style w:type="paragraph" w:customStyle="1" w:styleId="Blocodecitao">
-    <w:name w:val="Bloco de citação"/>
-    <w:basedOn w:val="Normal"/>
-    <w:qFormat/>
-    <w:pPr>
-      <w:spacing w:after="283"/>
-      <w:ind w:left="567" w:right="567"/>
-    </w:pPr>
-  </w:style>
-  <w:style w:type="paragraph" w:customStyle="1" w:styleId="Linhahorizontal">
-    <w:name w:val="Linha horizontal"/>
-    <w:basedOn w:val="Normal"/>
-    <w:next w:val="Corpodetexto"/>
-    <w:qFormat/>
-    <w:pPr>
-      <w:suppressLineNumbers/>
-      <w:pBdr>
-        <w:bottom w:val="double" w:sz="2" w:space="0" w:color="808080"/>
-      </w:pBdr>
-      <w:spacing w:after="283"/>
-    </w:pPr>
-    <w:rPr>
-      <w:sz w:val="12"/>
-      <w:szCs w:val="12"/>
-    </w:rPr>
-  </w:style>
 </w:styles>
 </file>
 
 <file path=word/theme/theme1.xml><?xml version="1.0" encoding="utf-8"?>
-<a:theme xmlns:a="http://schemas.openxmlformats.org/drawingml/2006/main" name="Office">
+<a:theme xmlns:a="http://schemas.openxmlformats.org/drawingml/2006/main" xmlns:r="http://schemas.openxmlformats.org/officeDocument/2006/relationships" name="Office">
   <a:themeElements>
     <a:clrScheme name="LibreOffice">
       <a:dk1>
@@ -2620,14 +2637,14 @@
     </a:clrScheme>
     <a:fontScheme name="Office">
       <a:majorFont>
-        <a:latin typeface="Arial"/>
-        <a:ea typeface="DejaVu Sans"/>
-        <a:cs typeface="DejaVu Sans"/>
+        <a:latin typeface="Arial" pitchFamily="0" charset="1"/>
+        <a:ea typeface="DejaVu Sans" pitchFamily="0" charset="1"/>
+        <a:cs typeface="DejaVu Sans" pitchFamily="0" charset="1"/>
       </a:majorFont>
       <a:minorFont>
-        <a:latin typeface="Arial"/>
-        <a:ea typeface="DejaVu Sans"/>
-        <a:cs typeface="DejaVu Sans"/>
+        <a:latin typeface="Arial" pitchFamily="0" charset="1"/>
+        <a:ea typeface="DejaVu Sans" pitchFamily="0" charset="1"/>
+        <a:cs typeface="DejaVu Sans" pitchFamily="0" charset="1"/>
       </a:minorFont>
     </a:fontScheme>
     <a:fmtScheme>
@@ -2680,7 +2697,5 @@
       </a:bgFillStyleLst>
     </a:fmtScheme>
   </a:themeElements>
-  <a:objectDefaults/>
-  <a:extraClrSchemeLst/>
 </a:theme>
 </file>